--- a/S1-CL1-Cloud-Design-Build/assessments/AT1/AT1-BusinessCase-Student.docx
+++ b/S1-CL1-Cloud-Design-Build/assessments/AT1/AT1-BusinessCase-Student.docx
@@ -232,15 +232,7 @@
             </w:r>
             <w:r>
               <w:br/>
-              <w:t xml:space="preserve">ICTCLD502 Design and implement </w:t>
-            </w:r>
-            <w:proofErr w:type="gramStart"/>
-            <w:r>
-              <w:t>highly-available</w:t>
-            </w:r>
-            <w:proofErr w:type="gramEnd"/>
-            <w:r>
-              <w:t xml:space="preserve"> cloud infrastructure</w:t>
+              <w:t>ICTCLD502 Design and implement highly-available cloud infrastructure</w:t>
             </w:r>
           </w:p>
         </w:tc>
@@ -523,13 +515,7 @@
               <w:rPr>
                 <w:color w:val="auto"/>
               </w:rPr>
-              <w:t>You are being</w:t>
-            </w:r>
-            <w:r>
-              <w:rPr>
-                <w:color w:val="auto"/>
-              </w:rPr>
-              <w:t xml:space="preserve"> assessed on the production and presentation of a </w:t>
+              <w:t>You are being assessed on the production and presentation of a </w:t>
             </w:r>
             <w:r>
               <w:rPr>
@@ -727,27 +713,7 @@
               <w:rPr>
                 <w:color w:val="auto"/>
               </w:rPr>
-              <w:t xml:space="preserve"> for this assessment may include extending the time allowed, varying the location or format of the presentation event (e.g. in-person vs video conference), allowing </w:t>
-            </w:r>
-            <w:proofErr w:type="gramStart"/>
-            <w:r>
-              <w:rPr>
-                <w:color w:val="auto"/>
-              </w:rPr>
-              <w:t xml:space="preserve">the </w:t>
-            </w:r>
-            <w:r>
-              <w:rPr>
-                <w:color w:val="auto"/>
-              </w:rPr>
-              <w:t>you</w:t>
-            </w:r>
-            <w:proofErr w:type="gramEnd"/>
-            <w:r>
-              <w:rPr>
-                <w:color w:val="auto"/>
-              </w:rPr>
-              <w:t xml:space="preserve"> to present to a recorded audience for asynchronous assessment where appropriate, or providing one-on-one verbal explanation of board questions where needed.</w:t>
+              <w:t> for this assessment may include extending the time allowed, varying the location or format of the presentation event (e.g. in-person vs video conference), allowing you to present to a recorded audience for asynchronous assessment where appropriate, or providing one-on-one verbal explanation of board questions where needed.</w:t>
             </w:r>
           </w:p>
           <w:p>
@@ -769,59 +735,7 @@
               <w:rPr>
                 <w:color w:val="auto"/>
               </w:rPr>
-              <w:t xml:space="preserve"> the teacher/assessor may clarify task requirements and the scenario but must not guide </w:t>
-            </w:r>
-            <w:proofErr w:type="gramStart"/>
-            <w:r>
-              <w:rPr>
-                <w:color w:val="auto"/>
-              </w:rPr>
-              <w:t xml:space="preserve">the </w:t>
-            </w:r>
-            <w:r>
-              <w:rPr>
-                <w:color w:val="auto"/>
-              </w:rPr>
-              <w:t>you</w:t>
-            </w:r>
-            <w:proofErr w:type="gramEnd"/>
-            <w:r>
-              <w:rPr>
-                <w:color w:val="auto"/>
-              </w:rPr>
-              <w:t xml:space="preserve"> to specific recommendations or correct answers. During the presentation, the teacher/assessor (in the role of the YAT ICT Manager) may ask substantive questions but must not coach </w:t>
-            </w:r>
-            <w:proofErr w:type="gramStart"/>
-            <w:r>
-              <w:rPr>
-                <w:color w:val="auto"/>
-              </w:rPr>
-              <w:t xml:space="preserve">the </w:t>
-            </w:r>
-            <w:r>
-              <w:rPr>
-                <w:color w:val="auto"/>
-              </w:rPr>
-              <w:t>you</w:t>
-            </w:r>
-            <w:proofErr w:type="gramEnd"/>
-            <w:r>
-              <w:rPr>
-                <w:color w:val="auto"/>
-              </w:rPr>
-              <w:t xml:space="preserve"> through </w:t>
-            </w:r>
-            <w:r>
-              <w:rPr>
-                <w:color w:val="auto"/>
-              </w:rPr>
-              <w:t>your</w:t>
-            </w:r>
-            <w:r>
-              <w:rPr>
-                <w:color w:val="auto"/>
-              </w:rPr>
-              <w:t xml:space="preserve"> responses.</w:t>
+              <w:t> the teacher/assessor may clarify task requirements and the scenario but must not guide you to specific recommendations or correct answers. During the presentation, the teacher/assessor (in the role of the YAT ICT Manager) may ask substantive questions but must not coach you through your responses.</w:t>
             </w:r>
           </w:p>
           <w:p>
@@ -935,7 +849,7 @@
               <w:rPr>
                 <w:color w:val="auto"/>
               </w:rPr>
-              <w:t>will be expected to make a declaration that all work is their own prior to submission. Refer to the Training and Assessment Policy for further information.</w:t>
+              <w:t>will be expected to make a declaration that all work is your own prior to submission. Refer to the Training and Assessment Policy for further information.</w:t>
             </w:r>
           </w:p>
         </w:tc>
@@ -980,19 +894,7 @@
               <w:rPr>
                 <w:color w:val="auto"/>
               </w:rPr>
-              <w:t xml:space="preserve">In this project, </w:t>
-            </w:r>
-            <w:r>
-              <w:rPr>
-                <w:color w:val="auto"/>
-              </w:rPr>
-              <w:t>you</w:t>
-            </w:r>
-            <w:r>
-              <w:rPr>
-                <w:color w:val="auto"/>
-              </w:rPr>
-              <w:t xml:space="preserve"> take on the role of a consultant from </w:t>
+              <w:t>In this project, you take on the role of a consultant from </w:t>
             </w:r>
             <w:r>
               <w:rPr>
@@ -1092,13 +994,7 @@
               <w:rPr>
                 <w:color w:val="auto"/>
               </w:rPr>
-              <w:t>P</w:t>
-            </w:r>
-            <w:r>
-              <w:rPr>
-                <w:color w:val="auto"/>
-              </w:rPr>
-              <w:t>roduce a written Business Case for the YAT LMS Cloud Migration using YAT's standard Business Case template.</w:t>
+              <w:t>Produce a written Business Case for the YAT LMS Cloud Migration using YAT's standard Business Case template.</w:t>
             </w:r>
           </w:p>
           <w:p>
@@ -1127,13 +1023,7 @@
               <w:rPr>
                 <w:color w:val="auto"/>
               </w:rPr>
-              <w:t>P</w:t>
-            </w:r>
-            <w:r>
-              <w:rPr>
-                <w:color w:val="auto"/>
-              </w:rPr>
-              <w:t>repare a slide deck and </w:t>
+              <w:t>Prepare a slide deck and </w:t>
             </w:r>
             <w:r>
               <w:rPr>
@@ -1141,23 +1031,7 @@
                 <w:bCs/>
                 <w:color w:val="auto"/>
               </w:rPr>
-              <w:t xml:space="preserve">present </w:t>
-            </w:r>
-            <w:r>
-              <w:rPr>
-                <w:b/>
-                <w:bCs/>
-                <w:color w:val="auto"/>
-              </w:rPr>
-              <w:t>your</w:t>
-            </w:r>
-            <w:r>
-              <w:rPr>
-                <w:b/>
-                <w:bCs/>
-                <w:color w:val="auto"/>
-              </w:rPr>
-              <w:t xml:space="preserve"> Business Case to the YAT board</w:t>
+              <w:t>present your Business Case to the YAT board</w:t>
             </w:r>
             <w:r>
               <w:rPr>
@@ -1358,50 +1232,6 @@
           <w:p>
             <w:pPr>
               <w:pStyle w:val="Assessortext"/>
-              <w:numPr>
-                <w:ilvl w:val="0"/>
-                <w:numId w:val="4"/>
-              </w:numPr>
-              <w:rPr>
-                <w:color w:val="auto"/>
-                <w:sz w:val="20"/>
-                <w:szCs w:val="20"/>
-              </w:rPr>
-            </w:pPr>
-            <w:r>
-              <w:rPr>
-                <w:color w:val="auto"/>
-                <w:sz w:val="20"/>
-                <w:szCs w:val="20"/>
-              </w:rPr>
-              <w:t>Role-play preparation for the presentation event (board roles: Sam Walker — YAT ICT Manager; Pat Lin — MTS Senior Consultant; one peer as a board member)</w:t>
-            </w:r>
-          </w:p>
-          <w:p>
-            <w:pPr>
-              <w:pStyle w:val="Assessortext"/>
-              <w:numPr>
-                <w:ilvl w:val="0"/>
-                <w:numId w:val="4"/>
-              </w:numPr>
-              <w:rPr>
-                <w:color w:val="auto"/>
-                <w:sz w:val="20"/>
-                <w:szCs w:val="20"/>
-              </w:rPr>
-            </w:pPr>
-            <w:r>
-              <w:rPr>
-                <w:color w:val="auto"/>
-                <w:sz w:val="20"/>
-                <w:szCs w:val="20"/>
-              </w:rPr>
-              <w:t>Presentation observation rubric (later in this document) for marking the presentation event</w:t>
-            </w:r>
-          </w:p>
-          <w:p>
-            <w:pPr>
-              <w:pStyle w:val="Assessortext"/>
               <w:rPr>
                 <w:b/>
                 <w:bCs/>
@@ -1502,30 +1332,7 @@
                 <w:sz w:val="20"/>
                 <w:szCs w:val="20"/>
               </w:rPr>
-              <w:t xml:space="preserve">To receive a Satisfactory outcome for this assessment </w:t>
-            </w:r>
-            <w:proofErr w:type="gramStart"/>
-            <w:r>
-              <w:rPr>
-                <w:sz w:val="20"/>
-                <w:szCs w:val="20"/>
-              </w:rPr>
-              <w:t xml:space="preserve">the </w:t>
-            </w:r>
-            <w:r>
-              <w:rPr>
-                <w:sz w:val="20"/>
-                <w:szCs w:val="20"/>
-              </w:rPr>
-              <w:t>you</w:t>
-            </w:r>
-            <w:proofErr w:type="gramEnd"/>
-            <w:r>
-              <w:rPr>
-                <w:sz w:val="20"/>
-                <w:szCs w:val="20"/>
-              </w:rPr>
-              <w:t xml:space="preserve"> must:</w:t>
+              <w:t>To receive a Satisfactory outcome for this assessment you must:</w:t>
             </w:r>
           </w:p>
           <w:p>
@@ -1767,6 +1574,85 @@
           </w:p>
         </w:tc>
       </w:tr>
+      <w:tr>
+        <w:trPr>
+          <w:cantSplit/>
+        </w:trPr>
+        <w:tc>
+          <w:tcPr>
+            <w:tcW w:w="2807" w:type="dxa"/>
+            <w:tcBorders>
+              <w:left w:val="nil"/>
+            </w:tcBorders>
+            <w:vAlign w:val="center"/>
+          </w:tcPr>
+          <w:p>
+            <w:pPr>
+              <w:pStyle w:val="Heading3"/>
+            </w:pPr>
+            <w:r>
+              <w:t>How to Submit</w:t>
+            </w:r>
+          </w:p>
+        </w:tc>
+        <w:tc>
+          <w:tcPr>
+            <w:tcW w:w="7938" w:type="dxa"/>
+            <w:tcBorders>
+              <w:right w:val="nil"/>
+            </w:tcBorders>
+            <w:vAlign w:val="center"/>
+          </w:tcPr>
+          <w:p>
+            <w:pPr>
+              <w:pStyle w:val="Assessortext"/>
+              <w:rPr>
+                <w:b/>
+                <w:bCs/>
+                <w:color w:val="auto"/>
+              </w:rPr>
+            </w:pPr>
+            <w:r>
+              <w:rPr>
+                <w:b/>
+                <w:bCs/>
+                <w:color w:val="auto"/>
+              </w:rPr>
+              <w:t xml:space="preserve">Part A </w:t>
+            </w:r>
+            <w:r>
+              <w:rPr>
+                <w:color w:val="auto"/>
+              </w:rPr>
+              <w:t>is submitted to the LMS as the populated Business Case (.docx) with all four appendices completed.</w:t>
+            </w:r>
+          </w:p>
+          <w:p/>
+          <w:p>
+            <w:pPr>
+              <w:pStyle w:val="Assessortext"/>
+              <w:rPr>
+                <w:b/>
+                <w:bCs/>
+              </w:rPr>
+            </w:pPr>
+            <w:r>
+              <w:rPr>
+                <w:b/>
+                <w:bCs/>
+                <w:color w:val="auto"/>
+              </w:rPr>
+              <w:t xml:space="preserve">Part B </w:t>
+            </w:r>
+            <w:r>
+              <w:rPr>
+                <w:color w:val="auto"/>
+              </w:rPr>
+              <w:t>is submitted to the LMS as the presentation deck (.pptx or equivalent) with populated speaker notes. The completed Feedback Record and the signed Sign-off block are attached to the Business Case (as Appendix 4 and the Sign-off block respectively).</w:t>
+            </w:r>
+          </w:p>
+        </w:tc>
+      </w:tr>
     </w:tbl>
     <w:p>
       <w:pPr>
@@ -1775,6 +1661,17 @@
           <w:color w:val="4F81BD" w:themeColor="accent1"/>
         </w:rPr>
       </w:pPr>
+    </w:p>
+    <w:p>
+      <w:pPr>
+        <w:spacing w:after="200" w:line="276" w:lineRule="auto"/>
+        <w:rPr>
+          <w:color w:val="1F497D" w:themeColor="text2"/>
+        </w:rPr>
+      </w:pPr>
+      <w:r>
+        <w:br w:type="page"/>
+      </w:r>
     </w:p>
     <w:p>
       <w:pPr>
@@ -2052,7 +1949,7 @@
               <w:rPr>
                 <w:color w:val="auto"/>
               </w:rPr>
-              <w:t xml:space="preserve"> a synthesised summary of YAT's current ICT systems and practices in their own words (not verbatim from the intranet) </w:t>
+              <w:t xml:space="preserve"> a synthesised summary of YAT's current ICT systems and practices in your own words (not verbatim from the intranet) </w:t>
             </w:r>
           </w:p>
         </w:tc>
@@ -2256,7 +2153,7 @@
               <w:rPr>
                 <w:color w:val="auto"/>
               </w:rPr>
-              <w:t xml:space="preserve"> the LMS workload, considers both options (in-house renewal vs cloud migration to AWS), names and justifies the evaluation method, and produces an initial impact + difficulty assessment for both options]</w:t>
+              <w:t xml:space="preserve"> the LMS workload, considers both options (in-house renewal vs cloud migration to AWS), names and justifies the evaluation method, and produces an initial impact + difficulty assessment for both options</w:t>
             </w:r>
           </w:p>
         </w:tc>
@@ -2358,14 +2255,7 @@
               <w:rPr>
                 <w:color w:val="auto"/>
               </w:rPr>
-              <w:t xml:space="preserve"> the 5-year CBA covering both options </w:t>
-            </w:r>
-            <w:r>
-              <w:rPr>
-                <w:color w:val="auto"/>
-              </w:rPr>
-              <w:lastRenderedPageBreak/>
-              <w:t xml:space="preserve">with line-item detail in Appendix 1; assumptions stated; year-by-year projections; comparison summary; avoided-downtime benefit; Year-1 cash-flow comparison; sensitivity analysis. AWS Pricing Calculator export attached in Appendix 3. Numbers reconcile between Appendix 1 detail, summary, and Executive Summary </w:t>
+              <w:t xml:space="preserve"> the 5-year CBA covering both options with line-item detail in Appendix 1; assumptions stated; year-by-year projections; comparison summary; avoided-downtime benefit; Year-1 cash-flow comparison; sensitivity analysis. AWS Pricing Calculator export attached in Appendix 3. Numbers reconcile between Appendix 1 detail, summary, and Executive Summary </w:t>
             </w:r>
           </w:p>
         </w:tc>
@@ -2761,7 +2651,7 @@
               <w:rPr>
                 <w:color w:val="auto"/>
               </w:rPr>
-              <w:t xml:space="preserve"> what the board is being asked to approve today and what is deferred to later sign-off gates [</w:t>
+              <w:t xml:space="preserve"> what the board is being asked to approve today and what is deferred to later sign-off gates</w:t>
             </w:r>
           </w:p>
         </w:tc>
@@ -2941,7 +2831,7 @@
               <w:rPr>
                 <w:color w:val="auto"/>
               </w:rPr>
-              <w:t xml:space="preserve"> all 9 KE questions (5 selection-style + 4 demonstration-style) with reference to specific sections of their own Business Case (not generic textbook answers</w:t>
+              <w:t xml:space="preserve"> all 9 KE questions (5 selection-style + 4 demonstration-style) with reference to specific sections of your own Business Case (not generic textbook answers</w:t>
             </w:r>
             <w:r>
               <w:rPr>
@@ -3368,6 +3258,7 @@
                 <w:bCs/>
                 <w:color w:val="auto"/>
               </w:rPr>
+              <w:lastRenderedPageBreak/>
               <w:t>Part B - Presentation</w:t>
             </w:r>
           </w:p>
@@ -3823,13 +3714,13 @@
               <w:rPr>
                 <w:color w:val="auto"/>
               </w:rPr>
-              <w:t>You seek</w:t>
-            </w:r>
-            <w:r>
-              <w:rPr>
-                <w:color w:val="auto"/>
-              </w:rPr>
-              <w:t xml:space="preserve"> feedback during Q&amp;A and responds substantively to feedback received</w:t>
+              <w:t>You seek feedback during Q&amp;A and respond substantively</w:t>
+            </w:r>
+            <w:r>
+              <w:rPr>
+                <w:color w:val="auto"/>
+              </w:rPr>
+              <w:t xml:space="preserve"> to feedback received</w:t>
             </w:r>
           </w:p>
         </w:tc>
@@ -4027,20 +3918,13 @@
               <w:rPr>
                 <w:color w:val="auto"/>
               </w:rPr>
-              <w:t>You use</w:t>
-            </w:r>
-            <w:r>
-              <w:rPr>
-                <w:color w:val="auto"/>
-              </w:rPr>
-              <w:t xml:space="preserve"> plain English and translates technical terminology when necessary, communicating </w:t>
-            </w:r>
-            <w:r>
-              <w:rPr>
-                <w:color w:val="auto"/>
-              </w:rPr>
-              <w:lastRenderedPageBreak/>
-              <w:t xml:space="preserve">with the role-played superior to articulate ideas, requirements, and plans </w:t>
+              <w:t>You use plain English and translate technical terminology</w:t>
+            </w:r>
+            <w:r>
+              <w:rPr>
+                <w:color w:val="auto"/>
+              </w:rPr>
+              <w:t xml:space="preserve"> when necessary, communicating with the role-played superior to articulate ideas, requirements, and plans </w:t>
             </w:r>
           </w:p>
         </w:tc>
@@ -4295,39 +4179,1718 @@
       <w:pPr>
         <w:pStyle w:val="Assessortext"/>
       </w:pPr>
-      <w:r>
-        <w:br/>
-        <w:t>Add or delete rows as required</w:t>
-      </w:r>
     </w:p>
     <w:p>
       <w:pPr>
-        <w:pStyle w:val="Assessortext"/>
-      </w:pPr>
+        <w:spacing w:after="200" w:line="276" w:lineRule="auto"/>
+        <w:rPr>
+          <w:sz w:val="44"/>
+          <w:szCs w:val="44"/>
+        </w:rPr>
+      </w:pPr>
+      <w:r>
+        <w:br w:type="page"/>
+      </w:r>
     </w:p>
     <w:p>
       <w:pPr>
+        <w:pStyle w:val="Heading1"/>
+      </w:pPr>
+      <w:r>
+        <w:lastRenderedPageBreak/>
+        <w:t>Instructions</w:t>
+      </w:r>
+    </w:p>
+    <w:p>
+      <w:pPr>
         <w:pStyle w:val="Assessortext"/>
       </w:pPr>
       <w:r>
-        <w:t>If questioning or observation is incorporated into this assessme</w:t>
-      </w:r>
-      <w:r>
-        <w:t xml:space="preserve">nt task, you can incorporate a </w:t>
-      </w:r>
+        <w:pict w14:anchorId="7D8EA1DA">
+          <v:rect id="_x0000_i1025" style="width:0;height:3pt" o:hralign="center" o:hrstd="t" o:hr="t" fillcolor="#a0a0a0" stroked="f"/>
+        </w:pict>
+      </w:r>
+      <w:r>
+        <w:br/>
+      </w:r>
+      <w:bookmarkEnd w:id="5"/>
       <w:r>
         <w:rPr>
           <w:b/>
-          <w:i/>
-        </w:rPr>
-        <w:t>Practical Observation Checklist</w:t>
-      </w:r>
-      <w:r>
-        <w:t>.</w:t>
+          <w:color w:val="auto"/>
+        </w:rPr>
+        <w:t>The engagement and your role</w:t>
       </w:r>
     </w:p>
-    <w:bookmarkEnd w:id="5"/>
+    <w:p>
+      <w:pPr>
+        <w:pStyle w:val="Assessortext"/>
+        <w:rPr>
+          <w:b/>
+          <w:bCs/>
+        </w:rPr>
+      </w:pPr>
+    </w:p>
+    <w:p>
+      <w:pPr>
+        <w:pStyle w:val="Assessortext"/>
+        <w:rPr>
+          <w:color w:val="auto"/>
+        </w:rPr>
+      </w:pPr>
+      <w:r>
+        <w:rPr>
+          <w:color w:val="auto"/>
+        </w:rPr>
+        <w:t>YAT College is a Registered Training Organisation (RTO) based at 175 Cremorne Street, Cremorne VIC. YAT's mission-critical Learning Management System (LMS) — running on a single on-premises Windows Server 2016 / MySQL / DOODLE stack — is at the end of its hardware life and falls short of YAT's strategic availability target of 99.9%. YAT's ICT staff are highly capable on their current environment but lack cloud experience, which is why MTS has been engaged.</w:t>
+      </w:r>
+    </w:p>
+    <w:p>
+      <w:pPr>
+        <w:pStyle w:val="Assessortext"/>
+        <w:rPr>
+          <w:color w:val="auto"/>
+        </w:rPr>
+      </w:pPr>
+    </w:p>
+    <w:p>
+      <w:pPr>
+        <w:pStyle w:val="Assessortext"/>
+        <w:rPr>
+          <w:color w:val="auto"/>
+        </w:rPr>
+      </w:pPr>
+      <w:r>
+        <w:rPr>
+          <w:color w:val="auto"/>
+        </w:rPr>
+        <w:t>You are an </w:t>
+      </w:r>
+      <w:r>
+        <w:rPr>
+          <w:b/>
+          <w:bCs/>
+          <w:color w:val="auto"/>
+        </w:rPr>
+        <w:t>MP Tech Solutions (MTS) consultant</w:t>
+      </w:r>
+      <w:r>
+        <w:rPr>
+          <w:color w:val="auto"/>
+        </w:rPr>
+        <w:t> reporting to </w:t>
+      </w:r>
+      <w:r>
+        <w:rPr>
+          <w:b/>
+          <w:bCs/>
+          <w:color w:val="auto"/>
+        </w:rPr>
+        <w:t>Pat Lin</w:t>
+      </w:r>
+      <w:r>
+        <w:rPr>
+          <w:color w:val="auto"/>
+        </w:rPr>
+        <w:t> (MTS Senior Consultant). Pat liaises with </w:t>
+      </w:r>
+      <w:r>
+        <w:rPr>
+          <w:b/>
+          <w:bCs/>
+          <w:color w:val="auto"/>
+        </w:rPr>
+        <w:t>Sam Walker</w:t>
+      </w:r>
+      <w:r>
+        <w:rPr>
+          <w:color w:val="auto"/>
+        </w:rPr>
+        <w:t> (YAT ICT Manager) for sign-offs. Sam will receive your Business Case and is your primary YAT-side stakeholder.</w:t>
+      </w:r>
+    </w:p>
+    <w:p>
+      <w:pPr>
+        <w:pStyle w:val="Assessortext"/>
+        <w:rPr>
+          <w:color w:val="auto"/>
+        </w:rPr>
+      </w:pPr>
+    </w:p>
+    <w:p>
+      <w:pPr>
+        <w:pStyle w:val="Assessortext"/>
+        <w:rPr>
+          <w:color w:val="auto"/>
+        </w:rPr>
+      </w:pPr>
+      <w:r>
+        <w:rPr>
+          <w:color w:val="auto"/>
+        </w:rPr>
+        <w:t>AT1 is the </w:t>
+      </w:r>
+      <w:r>
+        <w:rPr>
+          <w:b/>
+          <w:bCs/>
+          <w:color w:val="auto"/>
+        </w:rPr>
+        <w:t>analysis and planning</w:t>
+      </w:r>
+      <w:r>
+        <w:rPr>
+          <w:color w:val="auto"/>
+        </w:rPr>
+        <w:t> phase of the engagement. The work you produce in AT1 flows into AT2 and AT3 of this cluster — the action plan approved at the end of AT1 becomes the brief for the build work in AT2.</w:t>
+      </w:r>
+    </w:p>
+    <w:p>
+      <w:pPr>
+        <w:pStyle w:val="Assessortext"/>
+      </w:pPr>
+    </w:p>
+    <w:p>
+      <w:pPr>
+        <w:pStyle w:val="Assessortext"/>
+      </w:pPr>
+      <w:r>
+        <w:pict w14:anchorId="36204B83">
+          <v:rect id="_x0000_i1026" style="width:0;height:3pt" o:hralign="center" o:hrstd="t" o:hr="t" fillcolor="#a0a0a0" stroked="f"/>
+        </w:pict>
+      </w:r>
+    </w:p>
+    <w:p>
+      <w:pPr>
+        <w:pStyle w:val="Heading2"/>
+        <w:rPr>
+          <w:color w:val="auto"/>
+        </w:rPr>
+      </w:pPr>
+      <w:r>
+        <w:rPr>
+          <w:color w:val="auto"/>
+        </w:rPr>
+        <w:t>Part A — Business Case</w:t>
+      </w:r>
+    </w:p>
     <w:p/>
+    <w:p>
+      <w:pPr>
+        <w:pStyle w:val="Assessortext"/>
+        <w:rPr>
+          <w:color w:val="auto"/>
+        </w:rPr>
+      </w:pPr>
+      <w:r>
+        <w:rPr>
+          <w:color w:val="auto"/>
+        </w:rPr>
+        <w:t>Using the </w:t>
+      </w:r>
+      <w:r>
+        <w:rPr>
+          <w:b/>
+          <w:bCs/>
+          <w:color w:val="auto"/>
+        </w:rPr>
+        <w:t>YAT Business Case template</w:t>
+      </w:r>
+      <w:r>
+        <w:rPr>
+          <w:color w:val="auto"/>
+        </w:rPr>
+        <w:t> (download from the intranet's </w:t>
+      </w:r>
+      <w:r>
+        <w:rPr>
+          <w:b/>
+          <w:bCs/>
+          <w:color w:val="auto"/>
+        </w:rPr>
+        <w:t>Templates</w:t>
+      </w:r>
+      <w:r>
+        <w:rPr>
+          <w:color w:val="auto"/>
+        </w:rPr>
+        <w:t> section), populate every section. The Business Case is the primary written deliverable and must contain:</w:t>
+      </w:r>
+    </w:p>
+    <w:p>
+      <w:pPr>
+        <w:pStyle w:val="Assessortext"/>
+        <w:rPr>
+          <w:color w:val="auto"/>
+        </w:rPr>
+      </w:pPr>
+    </w:p>
+    <w:p>
+      <w:pPr>
+        <w:pStyle w:val="Assessortext"/>
+        <w:numPr>
+          <w:ilvl w:val="0"/>
+          <w:numId w:val="7"/>
+        </w:numPr>
+        <w:rPr>
+          <w:color w:val="auto"/>
+        </w:rPr>
+      </w:pPr>
+      <w:r>
+        <w:rPr>
+          <w:b/>
+          <w:bCs/>
+          <w:color w:val="auto"/>
+        </w:rPr>
+        <w:t>§1 Executive Summary</w:t>
+      </w:r>
+      <w:r>
+        <w:rPr>
+          <w:color w:val="auto"/>
+        </w:rPr>
+        <w:t> — a one-page summary of your recommendation (write last)</w:t>
+      </w:r>
+    </w:p>
+    <w:p>
+      <w:pPr>
+        <w:pStyle w:val="Assessortext"/>
+        <w:numPr>
+          <w:ilvl w:val="0"/>
+          <w:numId w:val="7"/>
+        </w:numPr>
+        <w:rPr>
+          <w:color w:val="auto"/>
+        </w:rPr>
+      </w:pPr>
+      <w:r>
+        <w:rPr>
+          <w:b/>
+          <w:bCs/>
+          <w:color w:val="auto"/>
+        </w:rPr>
+        <w:t>§2 Engagement context</w:t>
+      </w:r>
+      <w:r>
+        <w:rPr>
+          <w:color w:val="auto"/>
+        </w:rPr>
+        <w:t> — who you are, the engagement, the decision being asked of the board</w:t>
+      </w:r>
+    </w:p>
+    <w:p>
+      <w:pPr>
+        <w:pStyle w:val="Assessortext"/>
+        <w:numPr>
+          <w:ilvl w:val="0"/>
+          <w:numId w:val="7"/>
+        </w:numPr>
+        <w:rPr>
+          <w:color w:val="auto"/>
+        </w:rPr>
+      </w:pPr>
+      <w:r>
+        <w:rPr>
+          <w:b/>
+          <w:bCs/>
+          <w:color w:val="auto"/>
+        </w:rPr>
+        <w:t>§3 Strategic Alignment Analysis</w:t>
+      </w:r>
+      <w:r>
+        <w:rPr>
+          <w:color w:val="auto"/>
+        </w:rPr>
+        <w:t> — analyse YAT's ICT Strategic Plan against the industry environment and organisational objectives</w:t>
+      </w:r>
+    </w:p>
+    <w:p>
+      <w:pPr>
+        <w:pStyle w:val="Assessortext"/>
+        <w:numPr>
+          <w:ilvl w:val="0"/>
+          <w:numId w:val="7"/>
+        </w:numPr>
+        <w:rPr>
+          <w:color w:val="auto"/>
+        </w:rPr>
+      </w:pPr>
+      <w:r>
+        <w:rPr>
+          <w:b/>
+          <w:bCs/>
+          <w:color w:val="auto"/>
+        </w:rPr>
+        <w:t>§4 Current State of YAT's ICT</w:t>
+      </w:r>
+      <w:r>
+        <w:rPr>
+          <w:color w:val="auto"/>
+        </w:rPr>
+        <w:t> — synthesised summary from the intranet materials (synthesis, not verbatim reproduction)</w:t>
+      </w:r>
+    </w:p>
+    <w:p>
+      <w:pPr>
+        <w:pStyle w:val="Assessortext"/>
+        <w:numPr>
+          <w:ilvl w:val="0"/>
+          <w:numId w:val="7"/>
+        </w:numPr>
+        <w:rPr>
+          <w:color w:val="auto"/>
+        </w:rPr>
+      </w:pPr>
+      <w:r>
+        <w:rPr>
+          <w:b/>
+          <w:bCs/>
+          <w:color w:val="auto"/>
+        </w:rPr>
+        <w:t>§5 Gap Analysis</w:t>
+      </w:r>
+      <w:r>
+        <w:rPr>
+          <w:color w:val="auto"/>
+        </w:rPr>
+        <w:t> — gaps, improvement opportunities, proposed changes</w:t>
+      </w:r>
+    </w:p>
+    <w:p>
+      <w:pPr>
+        <w:pStyle w:val="Assessortext"/>
+        <w:numPr>
+          <w:ilvl w:val="0"/>
+          <w:numId w:val="7"/>
+        </w:numPr>
+        <w:rPr>
+          <w:color w:val="auto"/>
+        </w:rPr>
+      </w:pPr>
+      <w:r>
+        <w:rPr>
+          <w:b/>
+          <w:bCs/>
+          <w:color w:val="auto"/>
+        </w:rPr>
+        <w:t>§6 Options Considered and Evaluation</w:t>
+      </w:r>
+      <w:r>
+        <w:rPr>
+          <w:color w:val="auto"/>
+        </w:rPr>
+        <w:t> — workload definition, options assessed (in-house renewal vs cloud migration to AWS), initial impact and difficulty assessment</w:t>
+      </w:r>
+    </w:p>
+    <w:p>
+      <w:pPr>
+        <w:pStyle w:val="Assessortext"/>
+        <w:numPr>
+          <w:ilvl w:val="0"/>
+          <w:numId w:val="7"/>
+        </w:numPr>
+        <w:rPr>
+          <w:color w:val="auto"/>
+        </w:rPr>
+      </w:pPr>
+      <w:r>
+        <w:rPr>
+          <w:b/>
+          <w:bCs/>
+          <w:color w:val="auto"/>
+        </w:rPr>
+        <w:t>§7 Cost-Benefit Analysis</w:t>
+      </w:r>
+      <w:r>
+        <w:rPr>
+          <w:color w:val="auto"/>
+        </w:rPr>
+        <w:t> — assumptions, summary tables for both options, avoided-downtime benefit, comparison summary, Year-1 cash-flow comparison, sensitivity analysis. The detailed line items live in Appendix 1 of the same document.</w:t>
+      </w:r>
+    </w:p>
+    <w:p>
+      <w:pPr>
+        <w:pStyle w:val="Assessortext"/>
+        <w:numPr>
+          <w:ilvl w:val="0"/>
+          <w:numId w:val="7"/>
+        </w:numPr>
+        <w:rPr>
+          <w:color w:val="auto"/>
+        </w:rPr>
+      </w:pPr>
+      <w:r>
+        <w:rPr>
+          <w:b/>
+          <w:bCs/>
+          <w:color w:val="auto"/>
+        </w:rPr>
+        <w:t>§8 Risk and Impact Assessment</w:t>
+      </w:r>
+      <w:r>
+        <w:rPr>
+          <w:color w:val="auto"/>
+        </w:rPr>
+        <w:t> — intangibles comparison and risk register for the recommended option</w:t>
+      </w:r>
+    </w:p>
+    <w:p>
+      <w:pPr>
+        <w:pStyle w:val="Assessortext"/>
+        <w:numPr>
+          <w:ilvl w:val="0"/>
+          <w:numId w:val="7"/>
+        </w:numPr>
+        <w:rPr>
+          <w:color w:val="auto"/>
+        </w:rPr>
+      </w:pPr>
+      <w:r>
+        <w:rPr>
+          <w:b/>
+          <w:bCs/>
+          <w:color w:val="auto"/>
+        </w:rPr>
+        <w:t>§9 Recommendation</w:t>
+      </w:r>
+      <w:r>
+        <w:rPr>
+          <w:color w:val="auto"/>
+        </w:rPr>
+        <w:t> — your chosen option with rationale</w:t>
+      </w:r>
+    </w:p>
+    <w:p>
+      <w:pPr>
+        <w:pStyle w:val="Assessortext"/>
+        <w:numPr>
+          <w:ilvl w:val="0"/>
+          <w:numId w:val="7"/>
+        </w:numPr>
+        <w:rPr>
+          <w:color w:val="auto"/>
+        </w:rPr>
+      </w:pPr>
+      <w:r>
+        <w:rPr>
+          <w:b/>
+          <w:bCs/>
+          <w:color w:val="auto"/>
+        </w:rPr>
+        <w:t>§10 Action Plan</w:t>
+      </w:r>
+      <w:r>
+        <w:rPr>
+          <w:color w:val="auto"/>
+        </w:rPr>
+        <w:t> — prioritised changes, implementation schedule, standards / targets / success metrics, implementation methods, alignment with YAT's change-management procedure, risk register</w:t>
+      </w:r>
+    </w:p>
+    <w:p>
+      <w:pPr>
+        <w:pStyle w:val="Assessortext"/>
+        <w:numPr>
+          <w:ilvl w:val="0"/>
+          <w:numId w:val="7"/>
+        </w:numPr>
+        <w:rPr>
+          <w:color w:val="auto"/>
+        </w:rPr>
+      </w:pPr>
+      <w:r>
+        <w:rPr>
+          <w:b/>
+          <w:bCs/>
+          <w:color w:val="auto"/>
+        </w:rPr>
+        <w:t>§11 Next Steps and Decision Requested</w:t>
+      </w:r>
+      <w:r>
+        <w:rPr>
+          <w:color w:val="auto"/>
+        </w:rPr>
+        <w:t> — what you are asking the board to decide today</w:t>
+      </w:r>
+    </w:p>
+    <w:p>
+      <w:pPr>
+        <w:pStyle w:val="Assessortext"/>
+        <w:numPr>
+          <w:ilvl w:val="0"/>
+          <w:numId w:val="7"/>
+        </w:numPr>
+        <w:rPr>
+          <w:color w:val="auto"/>
+        </w:rPr>
+      </w:pPr>
+      <w:r>
+        <w:rPr>
+          <w:b/>
+          <w:bCs/>
+          <w:color w:val="auto"/>
+        </w:rPr>
+        <w:t>Sign-off block</w:t>
+      </w:r>
+      <w:r>
+        <w:rPr>
+          <w:color w:val="auto"/>
+        </w:rPr>
+        <w:t> — completed during/after your presentation</w:t>
+      </w:r>
+    </w:p>
+    <w:p>
+      <w:pPr>
+        <w:pStyle w:val="Assessortext"/>
+        <w:numPr>
+          <w:ilvl w:val="0"/>
+          <w:numId w:val="7"/>
+        </w:numPr>
+        <w:rPr>
+          <w:color w:val="auto"/>
+        </w:rPr>
+      </w:pPr>
+      <w:r>
+        <w:rPr>
+          <w:b/>
+          <w:bCs/>
+          <w:color w:val="auto"/>
+        </w:rPr>
+        <w:t>Appendix 1 — CBA detailed line items</w:t>
+      </w:r>
+      <w:r>
+        <w:rPr>
+          <w:color w:val="auto"/>
+        </w:rPr>
+        <w:t> — every cost line you researched and computed</w:t>
+      </w:r>
+    </w:p>
+    <w:p>
+      <w:pPr>
+        <w:pStyle w:val="Assessortext"/>
+        <w:numPr>
+          <w:ilvl w:val="0"/>
+          <w:numId w:val="7"/>
+        </w:numPr>
+        <w:rPr>
+          <w:color w:val="auto"/>
+        </w:rPr>
+      </w:pPr>
+      <w:r>
+        <w:rPr>
+          <w:b/>
+          <w:bCs/>
+          <w:color w:val="auto"/>
+        </w:rPr>
+        <w:t>Appendix 2 — Knowledge Evidence</w:t>
+      </w:r>
+      <w:r>
+        <w:rPr>
+          <w:color w:val="auto"/>
+        </w:rPr>
+        <w:t> — short-answer responses linking your work to underlying cloud and evaluation principles</w:t>
+      </w:r>
+    </w:p>
+    <w:p>
+      <w:pPr>
+        <w:pStyle w:val="Assessortext"/>
+        <w:numPr>
+          <w:ilvl w:val="0"/>
+          <w:numId w:val="7"/>
+        </w:numPr>
+        <w:rPr>
+          <w:color w:val="auto"/>
+        </w:rPr>
+      </w:pPr>
+      <w:r>
+        <w:rPr>
+          <w:b/>
+          <w:bCs/>
+          <w:color w:val="auto"/>
+        </w:rPr>
+        <w:t>Appendix 3 — Supporting Research</w:t>
+      </w:r>
+      <w:r>
+        <w:rPr>
+          <w:color w:val="auto"/>
+        </w:rPr>
+        <w:t> — AWS Pricing Calculator export, citations</w:t>
+      </w:r>
+    </w:p>
+    <w:p>
+      <w:pPr>
+        <w:pStyle w:val="Assessortext"/>
+        <w:numPr>
+          <w:ilvl w:val="0"/>
+          <w:numId w:val="7"/>
+        </w:numPr>
+        <w:rPr>
+          <w:color w:val="auto"/>
+        </w:rPr>
+      </w:pPr>
+      <w:r>
+        <w:rPr>
+          <w:b/>
+          <w:bCs/>
+          <w:color w:val="auto"/>
+        </w:rPr>
+        <w:t>Appendix 4 — Feedback Record</w:t>
+      </w:r>
+      <w:r>
+        <w:rPr>
+          <w:color w:val="auto"/>
+        </w:rPr>
+        <w:t> — completed using the YAT Feedback Record template during/after the presentation</w:t>
+      </w:r>
+    </w:p>
+    <w:p>
+      <w:pPr>
+        <w:pStyle w:val="Assessortext"/>
+        <w:ind w:left="720"/>
+        <w:rPr>
+          <w:color w:val="auto"/>
+        </w:rPr>
+      </w:pPr>
+    </w:p>
+    <w:p>
+      <w:pPr>
+        <w:pStyle w:val="Assessortext"/>
+        <w:rPr>
+          <w:color w:val="auto"/>
+        </w:rPr>
+      </w:pPr>
+      <w:r>
+        <w:rPr>
+          <w:color w:val="auto"/>
+        </w:rPr>
+        <w:t>You will need to </w:t>
+      </w:r>
+      <w:r>
+        <w:rPr>
+          <w:b/>
+          <w:bCs/>
+          <w:color w:val="auto"/>
+        </w:rPr>
+        <w:t>research AWS pricing yourself</w:t>
+      </w:r>
+      <w:r>
+        <w:rPr>
+          <w:color w:val="auto"/>
+        </w:rPr>
+        <w:t> using the AWS Pricing Calculator (see Appendix 1 of the Business Case template for the structure your AWS line items must follow). YAT-internal cost figures for the on-prem option are provided in the scenario materials on the intranet.</w:t>
+      </w:r>
+    </w:p>
+    <w:p>
+      <w:pPr>
+        <w:pStyle w:val="Assessortext"/>
+      </w:pPr>
+    </w:p>
+    <w:p>
+      <w:pPr>
+        <w:pStyle w:val="Assessortext"/>
+      </w:pPr>
+    </w:p>
+    <w:p>
+      <w:pPr>
+        <w:pStyle w:val="Assessortext"/>
+        <w:rPr>
+          <w:b/>
+          <w:bCs/>
+          <w:color w:val="auto"/>
+        </w:rPr>
+      </w:pPr>
+      <w:r>
+        <w:rPr>
+          <w:b/>
+          <w:bCs/>
+          <w:color w:val="auto"/>
+        </w:rPr>
+        <w:lastRenderedPageBreak/>
+        <w:t>Resources for Part A — available on the YAT intranet</w:t>
+      </w:r>
+    </w:p>
+    <w:p>
+      <w:pPr>
+        <w:pStyle w:val="Assessortext"/>
+        <w:numPr>
+          <w:ilvl w:val="0"/>
+          <w:numId w:val="8"/>
+        </w:numPr>
+        <w:rPr>
+          <w:color w:val="auto"/>
+        </w:rPr>
+      </w:pPr>
+      <w:r>
+        <w:rPr>
+          <w:color w:val="auto"/>
+        </w:rPr>
+        <w:t>The YAT Business Case template (download from the intranet's </w:t>
+      </w:r>
+      <w:r>
+        <w:rPr>
+          <w:b/>
+          <w:bCs/>
+          <w:color w:val="auto"/>
+        </w:rPr>
+        <w:t>Templates</w:t>
+      </w:r>
+      <w:r>
+        <w:rPr>
+          <w:color w:val="auto"/>
+        </w:rPr>
+        <w:t> section)</w:t>
+      </w:r>
+    </w:p>
+    <w:p>
+      <w:pPr>
+        <w:pStyle w:val="Assessortext"/>
+        <w:numPr>
+          <w:ilvl w:val="0"/>
+          <w:numId w:val="8"/>
+        </w:numPr>
+        <w:rPr>
+          <w:color w:val="auto"/>
+        </w:rPr>
+      </w:pPr>
+      <w:r>
+        <w:rPr>
+          <w:color w:val="auto"/>
+        </w:rPr>
+        <w:t>The YAT Feedback Record template (download from the intranet's </w:t>
+      </w:r>
+      <w:r>
+        <w:rPr>
+          <w:b/>
+          <w:bCs/>
+          <w:color w:val="auto"/>
+        </w:rPr>
+        <w:t>Templates</w:t>
+      </w:r>
+      <w:r>
+        <w:rPr>
+          <w:color w:val="auto"/>
+        </w:rPr>
+        <w:t> section)</w:t>
+      </w:r>
+    </w:p>
+    <w:p>
+      <w:pPr>
+        <w:pStyle w:val="Assessortext"/>
+        <w:numPr>
+          <w:ilvl w:val="0"/>
+          <w:numId w:val="8"/>
+        </w:numPr>
+        <w:rPr>
+          <w:color w:val="auto"/>
+        </w:rPr>
+      </w:pPr>
+      <w:r>
+        <w:rPr>
+          <w:color w:val="auto"/>
+        </w:rPr>
+        <w:t>The YAT scenario materials — strategic plan, current ICT environment description, organisational policies, role brief, ICT manager consultation notes, reference materials</w:t>
+      </w:r>
+    </w:p>
+    <w:p>
+      <w:pPr>
+        <w:pStyle w:val="Assessortext"/>
+        <w:numPr>
+          <w:ilvl w:val="0"/>
+          <w:numId w:val="8"/>
+        </w:numPr>
+        <w:rPr>
+          <w:color w:val="auto"/>
+        </w:rPr>
+      </w:pPr>
+      <w:r>
+        <w:rPr>
+          <w:color w:val="auto"/>
+        </w:rPr>
+        <w:t>The YAT </w:t>
+      </w:r>
+      <w:r>
+        <w:rPr>
+          <w:b/>
+          <w:bCs/>
+          <w:color w:val="auto"/>
+        </w:rPr>
+        <w:t>Document Archive</w:t>
+      </w:r>
+      <w:r>
+        <w:rPr>
+          <w:color w:val="auto"/>
+        </w:rPr>
+        <w:t> containing examples of previous business cases produced by MTS for YAT — review at least one example before starting your own as a reference for what a YAT business case looks like</w:t>
+      </w:r>
+    </w:p>
+    <w:p>
+      <w:pPr>
+        <w:pStyle w:val="Assessortext"/>
+        <w:ind w:left="720"/>
+        <w:rPr>
+          <w:color w:val="auto"/>
+        </w:rPr>
+      </w:pPr>
+    </w:p>
+    <w:p>
+      <w:pPr>
+        <w:pStyle w:val="Assessortext"/>
+        <w:rPr>
+          <w:b/>
+          <w:bCs/>
+          <w:color w:val="auto"/>
+        </w:rPr>
+      </w:pPr>
+      <w:r>
+        <w:rPr>
+          <w:b/>
+          <w:bCs/>
+          <w:color w:val="auto"/>
+        </w:rPr>
+        <w:t>Resources for Part A — external</w:t>
+      </w:r>
+    </w:p>
+    <w:p>
+      <w:pPr>
+        <w:pStyle w:val="Assessortext"/>
+        <w:numPr>
+          <w:ilvl w:val="0"/>
+          <w:numId w:val="9"/>
+        </w:numPr>
+        <w:rPr>
+          <w:color w:val="auto"/>
+        </w:rPr>
+      </w:pPr>
+      <w:r>
+        <w:rPr>
+          <w:color w:val="auto"/>
+        </w:rPr>
+        <w:t>AWS Pricing Calculator (calculator.aws) — to research the AWS cost line items for the cloud option</w:t>
+      </w:r>
+    </w:p>
+    <w:p>
+      <w:pPr>
+        <w:pStyle w:val="Assessortext"/>
+        <w:numPr>
+          <w:ilvl w:val="0"/>
+          <w:numId w:val="9"/>
+        </w:numPr>
+        <w:rPr>
+          <w:color w:val="auto"/>
+        </w:rPr>
+      </w:pPr>
+      <w:r>
+        <w:rPr>
+          <w:color w:val="auto"/>
+        </w:rPr>
+        <w:t>AWS Academy Cloud Foundations [104469] + AWS Academy Cloud Architecting [172221] — authorised lab environments</w:t>
+      </w:r>
+    </w:p>
+    <w:p>
+      <w:pPr>
+        <w:pStyle w:val="Assessortext"/>
+        <w:ind w:left="720"/>
+        <w:rPr>
+          <w:color w:val="auto"/>
+        </w:rPr>
+      </w:pPr>
+    </w:p>
+    <w:p>
+      <w:pPr>
+        <w:pStyle w:val="Assessortext"/>
+        <w:rPr>
+          <w:b/>
+          <w:bCs/>
+          <w:color w:val="auto"/>
+        </w:rPr>
+      </w:pPr>
+      <w:r>
+        <w:rPr>
+          <w:b/>
+          <w:bCs/>
+          <w:color w:val="auto"/>
+        </w:rPr>
+        <w:t>Part A is submitted to the LMS as the populated Business Case (.docx) with all four appendices completed.</w:t>
+      </w:r>
+    </w:p>
+    <w:p>
+      <w:pPr>
+        <w:pStyle w:val="Assessortext"/>
+      </w:pPr>
+    </w:p>
+    <w:p>
+      <w:pPr>
+        <w:pStyle w:val="Assessortext"/>
+      </w:pPr>
+      <w:r>
+        <w:pict w14:anchorId="1173F6D6">
+          <v:rect id="_x0000_i1027" style="width:0;height:3pt" o:hralign="center" o:hrstd="t" o:hr="t" fillcolor="#a0a0a0" stroked="f"/>
+        </w:pict>
+      </w:r>
+    </w:p>
+    <w:p>
+      <w:pPr>
+        <w:pStyle w:val="Heading2"/>
+        <w:rPr>
+          <w:color w:val="auto"/>
+        </w:rPr>
+      </w:pPr>
+      <w:r>
+        <w:rPr>
+          <w:color w:val="auto"/>
+        </w:rPr>
+        <w:t>Part B — Presentation to the YAT board</w:t>
+      </w:r>
+    </w:p>
+    <w:p>
+      <w:pPr>
+        <w:pStyle w:val="Assessortext"/>
+      </w:pPr>
+    </w:p>
+    <w:p>
+      <w:pPr>
+        <w:pStyle w:val="Assessortext"/>
+        <w:rPr>
+          <w:color w:val="auto"/>
+        </w:rPr>
+      </w:pPr>
+      <w:r>
+        <w:rPr>
+          <w:color w:val="auto"/>
+        </w:rPr>
+        <w:t>Using the </w:t>
+      </w:r>
+      <w:r>
+        <w:rPr>
+          <w:b/>
+          <w:bCs/>
+          <w:color w:val="auto"/>
+        </w:rPr>
+        <w:t>YAT Board Presentation Deck template</w:t>
+      </w:r>
+      <w:r>
+        <w:rPr>
+          <w:color w:val="auto"/>
+        </w:rPr>
+        <w:t> (download from the intranet's </w:t>
+      </w:r>
+      <w:r>
+        <w:rPr>
+          <w:b/>
+          <w:bCs/>
+          <w:color w:val="auto"/>
+        </w:rPr>
+        <w:t>Templates</w:t>
+      </w:r>
+      <w:r>
+        <w:rPr>
+          <w:color w:val="auto"/>
+        </w:rPr>
+        <w:t> section), prepare a deck that walks the YAT board through your Business Case. The deck is </w:t>
+      </w:r>
+      <w:r>
+        <w:rPr>
+          <w:b/>
+          <w:bCs/>
+          <w:color w:val="auto"/>
+        </w:rPr>
+        <w:t>8–10 slides plus speaker notes</w:t>
+      </w:r>
+      <w:r>
+        <w:rPr>
+          <w:color w:val="auto"/>
+        </w:rPr>
+        <w:t>; each slide walks the board through one section of the Business Case.</w:t>
+      </w:r>
+    </w:p>
+    <w:p>
+      <w:pPr>
+        <w:pStyle w:val="Assessortext"/>
+        <w:rPr>
+          <w:color w:val="auto"/>
+        </w:rPr>
+      </w:pPr>
+    </w:p>
+    <w:p>
+      <w:pPr>
+        <w:pStyle w:val="Assessortext"/>
+        <w:rPr>
+          <w:color w:val="auto"/>
+        </w:rPr>
+      </w:pPr>
+      <w:r>
+        <w:rPr>
+          <w:color w:val="auto"/>
+        </w:rPr>
+        <w:t>Review at least one example of a previous board presentation deck from the YAT </w:t>
+      </w:r>
+      <w:r>
+        <w:rPr>
+          <w:b/>
+          <w:bCs/>
+          <w:color w:val="auto"/>
+        </w:rPr>
+        <w:t>Document Archive</w:t>
+      </w:r>
+      <w:r>
+        <w:rPr>
+          <w:color w:val="auto"/>
+        </w:rPr>
+        <w:t> on the intranet — these accompany the previous business cases referenced for Part A — as a reference for what a YAT board presentation looks like in style, depth, and length.</w:t>
+      </w:r>
+    </w:p>
+    <w:p>
+      <w:pPr>
+        <w:pStyle w:val="Assessortext"/>
+        <w:rPr>
+          <w:color w:val="auto"/>
+        </w:rPr>
+      </w:pPr>
+    </w:p>
+    <w:p>
+      <w:pPr>
+        <w:pStyle w:val="Assessortext"/>
+        <w:rPr>
+          <w:color w:val="auto"/>
+        </w:rPr>
+      </w:pPr>
+      <w:r>
+        <w:rPr>
+          <w:color w:val="auto"/>
+        </w:rPr>
+        <w:t>You will deliver the presentation to the </w:t>
+      </w:r>
+      <w:r>
+        <w:rPr>
+          <w:b/>
+          <w:bCs/>
+          <w:color w:val="auto"/>
+        </w:rPr>
+        <w:t>YAT board</w:t>
+      </w:r>
+      <w:r>
+        <w:rPr>
+          <w:color w:val="auto"/>
+        </w:rPr>
+        <w:t>, role-played by your assessor (as Sam Walker, YAT ICT Manager, and/or Pat Lin, MTS Senior Consultant) and a peer (as a board member).</w:t>
+      </w:r>
+    </w:p>
+    <w:p>
+      <w:pPr>
+        <w:pStyle w:val="Assessortext"/>
+      </w:pPr>
+    </w:p>
+    <w:p>
+      <w:pPr>
+        <w:pStyle w:val="Assessortext"/>
+        <w:rPr>
+          <w:b/>
+          <w:bCs/>
+          <w:color w:val="auto"/>
+        </w:rPr>
+      </w:pPr>
+      <w:r>
+        <w:rPr>
+          <w:b/>
+          <w:bCs/>
+          <w:color w:val="auto"/>
+        </w:rPr>
+        <w:t>The presentation event</w:t>
+      </w:r>
+    </w:p>
+    <w:p>
+      <w:pPr>
+        <w:pStyle w:val="Assessortext"/>
+        <w:numPr>
+          <w:ilvl w:val="0"/>
+          <w:numId w:val="10"/>
+        </w:numPr>
+        <w:rPr>
+          <w:color w:val="auto"/>
+        </w:rPr>
+      </w:pPr>
+      <w:r>
+        <w:rPr>
+          <w:b/>
+          <w:bCs/>
+          <w:color w:val="auto"/>
+        </w:rPr>
+        <w:t>Duration:</w:t>
+      </w:r>
+      <w:r>
+        <w:rPr>
+          <w:color w:val="auto"/>
+        </w:rPr>
+        <w:t> 10–15 minutes of presenting + 5 minutes of board questions, feedback, and sign-off</w:t>
+      </w:r>
+    </w:p>
+    <w:p>
+      <w:pPr>
+        <w:pStyle w:val="Assessortext"/>
+        <w:numPr>
+          <w:ilvl w:val="0"/>
+          <w:numId w:val="10"/>
+        </w:numPr>
+        <w:rPr>
+          <w:color w:val="auto"/>
+        </w:rPr>
+      </w:pPr>
+      <w:r>
+        <w:rPr>
+          <w:b/>
+          <w:bCs/>
+          <w:color w:val="auto"/>
+        </w:rPr>
+        <w:t>Format:</w:t>
+      </w:r>
+      <w:r>
+        <w:rPr>
+          <w:color w:val="auto"/>
+        </w:rPr>
+        <w:t> in-person on campus or via video conference (confirm with your assessor)</w:t>
+      </w:r>
+    </w:p>
+    <w:p>
+      <w:pPr>
+        <w:pStyle w:val="Assessortext"/>
+        <w:numPr>
+          <w:ilvl w:val="0"/>
+          <w:numId w:val="10"/>
+        </w:numPr>
+        <w:rPr>
+          <w:color w:val="auto"/>
+        </w:rPr>
+      </w:pPr>
+      <w:r>
+        <w:rPr>
+          <w:b/>
+          <w:bCs/>
+          <w:color w:val="auto"/>
+        </w:rPr>
+        <w:t>Required artefacts at the event:</w:t>
+      </w:r>
+    </w:p>
+    <w:p>
+      <w:pPr>
+        <w:pStyle w:val="Assessortext"/>
+        <w:numPr>
+          <w:ilvl w:val="1"/>
+          <w:numId w:val="10"/>
+        </w:numPr>
+        <w:rPr>
+          <w:color w:val="auto"/>
+        </w:rPr>
+      </w:pPr>
+      <w:r>
+        <w:rPr>
+          <w:color w:val="auto"/>
+        </w:rPr>
+        <w:t>The completed Business Case submitted to the board at least </w:t>
+      </w:r>
+      <w:r>
+        <w:rPr>
+          <w:b/>
+          <w:bCs/>
+          <w:color w:val="auto"/>
+        </w:rPr>
+        <w:t>48 hours in advance</w:t>
+      </w:r>
+    </w:p>
+    <w:p>
+      <w:pPr>
+        <w:pStyle w:val="Assessortext"/>
+        <w:numPr>
+          <w:ilvl w:val="1"/>
+          <w:numId w:val="10"/>
+        </w:numPr>
+        <w:rPr>
+          <w:color w:val="auto"/>
+        </w:rPr>
+      </w:pPr>
+      <w:r>
+        <w:rPr>
+          <w:color w:val="auto"/>
+        </w:rPr>
+        <w:t>The deck with populated speaker notes</w:t>
+      </w:r>
+    </w:p>
+    <w:p>
+      <w:pPr>
+        <w:pStyle w:val="Assessortext"/>
+        <w:numPr>
+          <w:ilvl w:val="1"/>
+          <w:numId w:val="10"/>
+        </w:numPr>
+        <w:rPr>
+          <w:color w:val="auto"/>
+        </w:rPr>
+      </w:pPr>
+      <w:r>
+        <w:rPr>
+          <w:color w:val="auto"/>
+        </w:rPr>
+        <w:t>A printed or shared </w:t>
+      </w:r>
+      <w:r>
+        <w:rPr>
+          <w:b/>
+          <w:bCs/>
+          <w:color w:val="auto"/>
+        </w:rPr>
+        <w:t>Feedback Record</w:t>
+      </w:r>
+      <w:r>
+        <w:rPr>
+          <w:color w:val="auto"/>
+        </w:rPr>
+        <w:t> ready to be populated during/after the meeting (using the YAT Feedback Record template)</w:t>
+      </w:r>
+    </w:p>
+    <w:p>
+      <w:pPr>
+        <w:pStyle w:val="Assessortext"/>
+        <w:numPr>
+          <w:ilvl w:val="1"/>
+          <w:numId w:val="10"/>
+        </w:numPr>
+        <w:rPr>
+          <w:color w:val="auto"/>
+        </w:rPr>
+      </w:pPr>
+      <w:r>
+        <w:rPr>
+          <w:color w:val="auto"/>
+        </w:rPr>
+        <w:t>A printed or shared </w:t>
+      </w:r>
+      <w:r>
+        <w:rPr>
+          <w:b/>
+          <w:bCs/>
+          <w:color w:val="auto"/>
+        </w:rPr>
+        <w:t>sign-off sheet</w:t>
+      </w:r>
+      <w:r>
+        <w:rPr>
+          <w:color w:val="auto"/>
+        </w:rPr>
+        <w:t> for the board to sign at the end (the Sign-off block from the Business Case)</w:t>
+      </w:r>
+    </w:p>
+    <w:p>
+      <w:pPr>
+        <w:pStyle w:val="Assessortext"/>
+        <w:ind w:left="1440"/>
+      </w:pPr>
+    </w:p>
+    <w:p>
+      <w:pPr>
+        <w:pStyle w:val="Assessortext"/>
+        <w:rPr>
+          <w:b/>
+          <w:bCs/>
+          <w:color w:val="auto"/>
+        </w:rPr>
+      </w:pPr>
+      <w:r>
+        <w:rPr>
+          <w:b/>
+          <w:bCs/>
+          <w:color w:val="auto"/>
+        </w:rPr>
+        <w:t>During the event you will:</w:t>
+      </w:r>
+    </w:p>
+    <w:p>
+      <w:pPr>
+        <w:pStyle w:val="Assessortext"/>
+        <w:numPr>
+          <w:ilvl w:val="0"/>
+          <w:numId w:val="11"/>
+        </w:numPr>
+        <w:rPr>
+          <w:color w:val="auto"/>
+        </w:rPr>
+      </w:pPr>
+      <w:r>
+        <w:rPr>
+          <w:color w:val="auto"/>
+        </w:rPr>
+        <w:t>Walk the board through your Business Case using the deck</w:t>
+      </w:r>
+    </w:p>
+    <w:p>
+      <w:pPr>
+        <w:pStyle w:val="Assessortext"/>
+        <w:numPr>
+          <w:ilvl w:val="0"/>
+          <w:numId w:val="11"/>
+        </w:numPr>
+        <w:rPr>
+          <w:color w:val="auto"/>
+        </w:rPr>
+      </w:pPr>
+      <w:r>
+        <w:rPr>
+          <w:color w:val="auto"/>
+        </w:rPr>
+        <w:t>Answer the board's questions during Q&amp;A (the assessor's questions probe both the analysis and your underlying knowledge of cloud and evaluation principles)</w:t>
+      </w:r>
+    </w:p>
+    <w:p>
+      <w:pPr>
+        <w:pStyle w:val="Assessortext"/>
+        <w:numPr>
+          <w:ilvl w:val="0"/>
+          <w:numId w:val="11"/>
+        </w:numPr>
+        <w:rPr>
+          <w:color w:val="auto"/>
+        </w:rPr>
+      </w:pPr>
+      <w:r>
+        <w:rPr>
+          <w:color w:val="auto"/>
+        </w:rPr>
+        <w:t>Capture board feedback in the Feedback Record</w:t>
+      </w:r>
+    </w:p>
+    <w:p>
+      <w:pPr>
+        <w:pStyle w:val="Assessortext"/>
+        <w:numPr>
+          <w:ilvl w:val="0"/>
+          <w:numId w:val="11"/>
+        </w:numPr>
+        <w:rPr>
+          <w:color w:val="auto"/>
+        </w:rPr>
+      </w:pPr>
+      <w:r>
+        <w:rPr>
+          <w:color w:val="auto"/>
+        </w:rPr>
+        <w:t>Obtain the board's sign-off on the action plan in Business Case §10</w:t>
+      </w:r>
+    </w:p>
+    <w:p>
+      <w:pPr>
+        <w:pStyle w:val="Assessortext"/>
+        <w:ind w:left="720"/>
+      </w:pPr>
+    </w:p>
+    <w:p>
+      <w:pPr>
+        <w:pStyle w:val="Assessortext"/>
+        <w:rPr>
+          <w:b/>
+          <w:bCs/>
+          <w:color w:val="auto"/>
+        </w:rPr>
+      </w:pPr>
+      <w:r>
+        <w:rPr>
+          <w:b/>
+          <w:bCs/>
+          <w:color w:val="auto"/>
+        </w:rPr>
+        <w:t>Part B is submitted to the LMS as the presentation deck (.pptx) with populated speaker notes. The completed Feedback Record and the signed Sign-off block are attached to the Business Case (as Appendix 4 and the Sign-off block respectively).</w:t>
+      </w:r>
+    </w:p>
+    <w:p>
+      <w:pPr>
+        <w:pStyle w:val="Assessortext"/>
+        <w:rPr>
+          <w:b/>
+          <w:bCs/>
+        </w:rPr>
+      </w:pPr>
+    </w:p>
+    <w:p>
+      <w:pPr>
+        <w:pStyle w:val="Assessortext"/>
+        <w:rPr>
+          <w:b/>
+          <w:bCs/>
+        </w:rPr>
+      </w:pPr>
+    </w:p>
+    <w:p>
+      <w:pPr>
+        <w:pStyle w:val="Assessortext"/>
+        <w:rPr>
+          <w:b/>
+          <w:bCs/>
+        </w:rPr>
+      </w:pPr>
+    </w:p>
+    <w:p>
+      <w:pPr>
+        <w:pStyle w:val="Assessortext"/>
+        <w:rPr>
+          <w:b/>
+          <w:bCs/>
+        </w:rPr>
+      </w:pPr>
+    </w:p>
+    <w:p>
+      <w:pPr>
+        <w:pStyle w:val="Assessortext"/>
+        <w:rPr>
+          <w:b/>
+          <w:bCs/>
+        </w:rPr>
+      </w:pPr>
+    </w:p>
+    <w:p>
+      <w:pPr>
+        <w:pStyle w:val="Assessortext"/>
+        <w:rPr>
+          <w:b/>
+          <w:bCs/>
+        </w:rPr>
+      </w:pPr>
+    </w:p>
+    <w:p>
+      <w:pPr>
+        <w:pStyle w:val="Assessortext"/>
+      </w:pPr>
+      <w:r>
+        <w:pict w14:anchorId="7B941DC0">
+          <v:rect id="_x0000_i1028" style="width:0;height:3pt" o:hralign="center" o:hrstd="t" o:hr="t" fillcolor="#a0a0a0" stroked="f"/>
+        </w:pict>
+      </w:r>
+    </w:p>
+    <w:p>
+      <w:pPr>
+        <w:pStyle w:val="Heading2"/>
+        <w:rPr>
+          <w:color w:val="auto"/>
+        </w:rPr>
+      </w:pPr>
+      <w:r>
+        <w:rPr>
+          <w:color w:val="auto"/>
+        </w:rPr>
+        <w:t>Tips for success</w:t>
+      </w:r>
+    </w:p>
+    <w:p>
+      <w:pPr>
+        <w:pStyle w:val="Assessortext"/>
+        <w:rPr>
+          <w:b/>
+          <w:bCs/>
+        </w:rPr>
+      </w:pPr>
+    </w:p>
+    <w:p>
+      <w:pPr>
+        <w:pStyle w:val="Assessortext"/>
+        <w:numPr>
+          <w:ilvl w:val="0"/>
+          <w:numId w:val="13"/>
+        </w:numPr>
+        <w:rPr>
+          <w:color w:val="auto"/>
+        </w:rPr>
+      </w:pPr>
+      <w:r>
+        <w:rPr>
+          <w:b/>
+          <w:bCs/>
+          <w:color w:val="auto"/>
+        </w:rPr>
+        <w:t>Start with the scenario.</w:t>
+      </w:r>
+      <w:r>
+        <w:rPr>
+          <w:color w:val="auto"/>
+        </w:rPr>
+        <w:t> Read the YAT intranet end-to-end before you start writing — particularly the ICT Strategic Plan, the current ICT environment, the role brief, and the ICT manager consultation notes.</w:t>
+      </w:r>
+    </w:p>
+    <w:p>
+      <w:pPr>
+        <w:pStyle w:val="Assessortext"/>
+        <w:numPr>
+          <w:ilvl w:val="0"/>
+          <w:numId w:val="13"/>
+        </w:numPr>
+        <w:rPr>
+          <w:color w:val="auto"/>
+        </w:rPr>
+      </w:pPr>
+      <w:r>
+        <w:rPr>
+          <w:b/>
+          <w:bCs/>
+          <w:color w:val="auto"/>
+        </w:rPr>
+        <w:t>Synthesise, don't copy.</w:t>
+      </w:r>
+      <w:r>
+        <w:rPr>
+          <w:color w:val="auto"/>
+        </w:rPr>
+        <w:t> §4 (Current State) is the section most likely to drift into verbatim reproduction. Write it in your own words and focus on what's material to the migration.</w:t>
+      </w:r>
+    </w:p>
+    <w:p>
+      <w:pPr>
+        <w:pStyle w:val="Assessortext"/>
+        <w:numPr>
+          <w:ilvl w:val="0"/>
+          <w:numId w:val="13"/>
+        </w:numPr>
+        <w:rPr>
+          <w:color w:val="auto"/>
+        </w:rPr>
+      </w:pPr>
+      <w:r>
+        <w:rPr>
+          <w:b/>
+          <w:bCs/>
+          <w:color w:val="auto"/>
+        </w:rPr>
+        <w:t>Show your AWS pricing working.</w:t>
+      </w:r>
+      <w:r>
+        <w:rPr>
+          <w:color w:val="auto"/>
+        </w:rPr>
+        <w:t> Generate an AWS Pricing Calculator estimate, export it, and attach it as Appendix 3. Numbers without evidence are not credible.</w:t>
+      </w:r>
+    </w:p>
+    <w:p>
+      <w:pPr>
+        <w:pStyle w:val="Assessortext"/>
+        <w:numPr>
+          <w:ilvl w:val="0"/>
+          <w:numId w:val="13"/>
+        </w:numPr>
+        <w:rPr>
+          <w:color w:val="auto"/>
+        </w:rPr>
+      </w:pPr>
+      <w:r>
+        <w:rPr>
+          <w:b/>
+          <w:bCs/>
+          <w:color w:val="auto"/>
+        </w:rPr>
+        <w:t>Sense-check your CBA totals.</w:t>
+      </w:r>
+      <w:r>
+        <w:rPr>
+          <w:color w:val="auto"/>
+        </w:rPr>
+        <w:t> Year-1 outlay differences matter to senior management even when 5-year totals favour one option — make the cash-flow position visible.</w:t>
+      </w:r>
+    </w:p>
+    <w:p>
+      <w:pPr>
+        <w:pStyle w:val="Assessortext"/>
+        <w:numPr>
+          <w:ilvl w:val="0"/>
+          <w:numId w:val="13"/>
+        </w:numPr>
+        <w:rPr>
+          <w:color w:val="auto"/>
+        </w:rPr>
+      </w:pPr>
+      <w:r>
+        <w:rPr>
+          <w:b/>
+          <w:bCs/>
+          <w:color w:val="auto"/>
+        </w:rPr>
+        <w:t>Be honest in §8 Intangibles.</w:t>
+      </w:r>
+      <w:r>
+        <w:rPr>
+          <w:color w:val="auto"/>
+        </w:rPr>
+        <w:t> A one-sided intangibles table — only positives for your preferred option — is less credible than an honest trade-off discussion.</w:t>
+      </w:r>
+    </w:p>
+    <w:p>
+      <w:pPr>
+        <w:pStyle w:val="Assessortext"/>
+        <w:numPr>
+          <w:ilvl w:val="0"/>
+          <w:numId w:val="13"/>
+        </w:numPr>
+        <w:rPr>
+          <w:color w:val="auto"/>
+        </w:rPr>
+      </w:pPr>
+      <w:r>
+        <w:rPr>
+          <w:b/>
+          <w:bCs/>
+          <w:color w:val="auto"/>
+        </w:rPr>
+        <w:t>The action plan is what the board approves.</w:t>
+      </w:r>
+      <w:r>
+        <w:rPr>
+          <w:color w:val="auto"/>
+        </w:rPr>
+        <w:t> §10 is the most scrutinised section. Spend time on prioritisation, scheduling, and alignment with YAT's change-management procedure.</w:t>
+      </w:r>
+    </w:p>
+    <w:p>
+      <w:pPr>
+        <w:pStyle w:val="Assessortext"/>
+        <w:numPr>
+          <w:ilvl w:val="0"/>
+          <w:numId w:val="13"/>
+        </w:numPr>
+        <w:rPr>
+          <w:color w:val="auto"/>
+        </w:rPr>
+      </w:pPr>
+      <w:r>
+        <w:rPr>
+          <w:b/>
+          <w:bCs/>
+          <w:color w:val="auto"/>
+        </w:rPr>
+        <w:t>Prepare for the Q&amp;A.</w:t>
+      </w:r>
+      <w:r>
+        <w:rPr>
+          <w:color w:val="auto"/>
+        </w:rPr>
+        <w:t> The assessor will probe both the analysis and your underlying knowledge of cloud and evaluation principles. The Q&amp;A is when your speaker preparation pays off.</w:t>
+      </w:r>
+    </w:p>
+    <w:p>
+      <w:pPr>
+        <w:pStyle w:val="Assessortext"/>
+        <w:numPr>
+          <w:ilvl w:val="0"/>
+          <w:numId w:val="13"/>
+        </w:numPr>
+        <w:rPr>
+          <w:color w:val="auto"/>
+        </w:rPr>
+      </w:pPr>
+      <w:r>
+        <w:rPr>
+          <w:b/>
+          <w:bCs/>
+          <w:color w:val="auto"/>
+        </w:rPr>
+        <w:t>Bring the sign-off sheet to the meeting.</w:t>
+      </w:r>
+      <w:r>
+        <w:rPr>
+          <w:color w:val="auto"/>
+        </w:rPr>
+        <w:t> Sign-off is part of the assessment — you cannot achieve Satisfactory without it.</w:t>
+      </w:r>
+    </w:p>
     <w:sectPr>
       <w:headerReference w:type="even" r:id="rId13"/>
       <w:headerReference w:type="default" r:id="rId14"/>
@@ -4395,19 +5958,11 @@
     <w:r>
       <w:t>0</w:t>
     </w:r>
-    <w:proofErr w:type="gramStart"/>
     <w:r>
       <w:rPr>
         <w:rStyle w:val="FooterChar"/>
       </w:rPr>
-      <w:t xml:space="preserve">   (</w:t>
-    </w:r>
-    <w:proofErr w:type="gramEnd"/>
-    <w:r>
-      <w:rPr>
-        <w:rStyle w:val="FooterChar"/>
-      </w:rPr>
-      <w:t>Template Version 1.3)</w:t>
+      <w:t xml:space="preserve">   (Template Version 1.3)</w:t>
     </w:r>
     <w:r>
       <w:tab/>
@@ -4426,7 +5981,7 @@
       <w:rPr>
         <w:noProof/>
       </w:rPr>
-      <w:t>13 March 2024</w:t>
+      <w:t>24 May 2026</w:t>
     </w:r>
     <w:r>
       <w:fldChar w:fldCharType="end"/>
@@ -4987,6 +6542,602 @@
     </w:lvl>
   </w:abstractNum>
   <w:abstractNum w:abstractNumId="1" w15:restartNumberingAfterBreak="0">
+    <w:nsid w:val="02244676"/>
+    <w:multiLevelType w:val="multilevel"/>
+    <w:tmpl w:val="C42ECB56"/>
+    <w:lvl w:ilvl="0">
+      <w:start w:val="1"/>
+      <w:numFmt w:val="bullet"/>
+      <w:lvlText w:val=""/>
+      <w:lvlJc w:val="left"/>
+      <w:pPr>
+        <w:tabs>
+          <w:tab w:val="num" w:pos="720"/>
+        </w:tabs>
+        <w:ind w:left="720" w:hanging="360"/>
+      </w:pPr>
+      <w:rPr>
+        <w:rFonts w:ascii="Symbol" w:hAnsi="Symbol" w:hint="default"/>
+        <w:sz w:val="20"/>
+      </w:rPr>
+    </w:lvl>
+    <w:lvl w:ilvl="1" w:tentative="1">
+      <w:start w:val="1"/>
+      <w:numFmt w:val="bullet"/>
+      <w:lvlText w:val="o"/>
+      <w:lvlJc w:val="left"/>
+      <w:pPr>
+        <w:tabs>
+          <w:tab w:val="num" w:pos="1440"/>
+        </w:tabs>
+        <w:ind w:left="1440" w:hanging="360"/>
+      </w:pPr>
+      <w:rPr>
+        <w:rFonts w:ascii="Courier New" w:hAnsi="Courier New" w:hint="default"/>
+        <w:sz w:val="20"/>
+      </w:rPr>
+    </w:lvl>
+    <w:lvl w:ilvl="2" w:tentative="1">
+      <w:start w:val="1"/>
+      <w:numFmt w:val="bullet"/>
+      <w:lvlText w:val=""/>
+      <w:lvlJc w:val="left"/>
+      <w:pPr>
+        <w:tabs>
+          <w:tab w:val="num" w:pos="2160"/>
+        </w:tabs>
+        <w:ind w:left="2160" w:hanging="360"/>
+      </w:pPr>
+      <w:rPr>
+        <w:rFonts w:ascii="Wingdings" w:hAnsi="Wingdings" w:hint="default"/>
+        <w:sz w:val="20"/>
+      </w:rPr>
+    </w:lvl>
+    <w:lvl w:ilvl="3" w:tentative="1">
+      <w:start w:val="1"/>
+      <w:numFmt w:val="bullet"/>
+      <w:lvlText w:val=""/>
+      <w:lvlJc w:val="left"/>
+      <w:pPr>
+        <w:tabs>
+          <w:tab w:val="num" w:pos="2880"/>
+        </w:tabs>
+        <w:ind w:left="2880" w:hanging="360"/>
+      </w:pPr>
+      <w:rPr>
+        <w:rFonts w:ascii="Wingdings" w:hAnsi="Wingdings" w:hint="default"/>
+        <w:sz w:val="20"/>
+      </w:rPr>
+    </w:lvl>
+    <w:lvl w:ilvl="4" w:tentative="1">
+      <w:start w:val="1"/>
+      <w:numFmt w:val="bullet"/>
+      <w:lvlText w:val=""/>
+      <w:lvlJc w:val="left"/>
+      <w:pPr>
+        <w:tabs>
+          <w:tab w:val="num" w:pos="3600"/>
+        </w:tabs>
+        <w:ind w:left="3600" w:hanging="360"/>
+      </w:pPr>
+      <w:rPr>
+        <w:rFonts w:ascii="Wingdings" w:hAnsi="Wingdings" w:hint="default"/>
+        <w:sz w:val="20"/>
+      </w:rPr>
+    </w:lvl>
+    <w:lvl w:ilvl="5" w:tentative="1">
+      <w:start w:val="1"/>
+      <w:numFmt w:val="bullet"/>
+      <w:lvlText w:val=""/>
+      <w:lvlJc w:val="left"/>
+      <w:pPr>
+        <w:tabs>
+          <w:tab w:val="num" w:pos="4320"/>
+        </w:tabs>
+        <w:ind w:left="4320" w:hanging="360"/>
+      </w:pPr>
+      <w:rPr>
+        <w:rFonts w:ascii="Wingdings" w:hAnsi="Wingdings" w:hint="default"/>
+        <w:sz w:val="20"/>
+      </w:rPr>
+    </w:lvl>
+    <w:lvl w:ilvl="6" w:tentative="1">
+      <w:start w:val="1"/>
+      <w:numFmt w:val="bullet"/>
+      <w:lvlText w:val=""/>
+      <w:lvlJc w:val="left"/>
+      <w:pPr>
+        <w:tabs>
+          <w:tab w:val="num" w:pos="5040"/>
+        </w:tabs>
+        <w:ind w:left="5040" w:hanging="360"/>
+      </w:pPr>
+      <w:rPr>
+        <w:rFonts w:ascii="Wingdings" w:hAnsi="Wingdings" w:hint="default"/>
+        <w:sz w:val="20"/>
+      </w:rPr>
+    </w:lvl>
+    <w:lvl w:ilvl="7" w:tentative="1">
+      <w:start w:val="1"/>
+      <w:numFmt w:val="bullet"/>
+      <w:lvlText w:val=""/>
+      <w:lvlJc w:val="left"/>
+      <w:pPr>
+        <w:tabs>
+          <w:tab w:val="num" w:pos="5760"/>
+        </w:tabs>
+        <w:ind w:left="5760" w:hanging="360"/>
+      </w:pPr>
+      <w:rPr>
+        <w:rFonts w:ascii="Wingdings" w:hAnsi="Wingdings" w:hint="default"/>
+        <w:sz w:val="20"/>
+      </w:rPr>
+    </w:lvl>
+    <w:lvl w:ilvl="8" w:tentative="1">
+      <w:start w:val="1"/>
+      <w:numFmt w:val="bullet"/>
+      <w:lvlText w:val=""/>
+      <w:lvlJc w:val="left"/>
+      <w:pPr>
+        <w:tabs>
+          <w:tab w:val="num" w:pos="6480"/>
+        </w:tabs>
+        <w:ind w:left="6480" w:hanging="360"/>
+      </w:pPr>
+      <w:rPr>
+        <w:rFonts w:ascii="Wingdings" w:hAnsi="Wingdings" w:hint="default"/>
+        <w:sz w:val="20"/>
+      </w:rPr>
+    </w:lvl>
+  </w:abstractNum>
+  <w:abstractNum w:abstractNumId="2" w15:restartNumberingAfterBreak="0">
+    <w:nsid w:val="033B1A72"/>
+    <w:multiLevelType w:val="multilevel"/>
+    <w:tmpl w:val="7512A3CE"/>
+    <w:lvl w:ilvl="0">
+      <w:start w:val="1"/>
+      <w:numFmt w:val="bullet"/>
+      <w:lvlText w:val=""/>
+      <w:lvlJc w:val="left"/>
+      <w:pPr>
+        <w:tabs>
+          <w:tab w:val="num" w:pos="720"/>
+        </w:tabs>
+        <w:ind w:left="720" w:hanging="360"/>
+      </w:pPr>
+      <w:rPr>
+        <w:rFonts w:ascii="Symbol" w:hAnsi="Symbol" w:hint="default"/>
+        <w:sz w:val="20"/>
+      </w:rPr>
+    </w:lvl>
+    <w:lvl w:ilvl="1">
+      <w:start w:val="1"/>
+      <w:numFmt w:val="bullet"/>
+      <w:lvlText w:val="o"/>
+      <w:lvlJc w:val="left"/>
+      <w:pPr>
+        <w:tabs>
+          <w:tab w:val="num" w:pos="1440"/>
+        </w:tabs>
+        <w:ind w:left="1440" w:hanging="360"/>
+      </w:pPr>
+      <w:rPr>
+        <w:rFonts w:ascii="Courier New" w:hAnsi="Courier New" w:hint="default"/>
+        <w:sz w:val="20"/>
+      </w:rPr>
+    </w:lvl>
+    <w:lvl w:ilvl="2" w:tentative="1">
+      <w:start w:val="1"/>
+      <w:numFmt w:val="bullet"/>
+      <w:lvlText w:val=""/>
+      <w:lvlJc w:val="left"/>
+      <w:pPr>
+        <w:tabs>
+          <w:tab w:val="num" w:pos="2160"/>
+        </w:tabs>
+        <w:ind w:left="2160" w:hanging="360"/>
+      </w:pPr>
+      <w:rPr>
+        <w:rFonts w:ascii="Wingdings" w:hAnsi="Wingdings" w:hint="default"/>
+        <w:sz w:val="20"/>
+      </w:rPr>
+    </w:lvl>
+    <w:lvl w:ilvl="3" w:tentative="1">
+      <w:start w:val="1"/>
+      <w:numFmt w:val="bullet"/>
+      <w:lvlText w:val=""/>
+      <w:lvlJc w:val="left"/>
+      <w:pPr>
+        <w:tabs>
+          <w:tab w:val="num" w:pos="2880"/>
+        </w:tabs>
+        <w:ind w:left="2880" w:hanging="360"/>
+      </w:pPr>
+      <w:rPr>
+        <w:rFonts w:ascii="Wingdings" w:hAnsi="Wingdings" w:hint="default"/>
+        <w:sz w:val="20"/>
+      </w:rPr>
+    </w:lvl>
+    <w:lvl w:ilvl="4" w:tentative="1">
+      <w:start w:val="1"/>
+      <w:numFmt w:val="bullet"/>
+      <w:lvlText w:val=""/>
+      <w:lvlJc w:val="left"/>
+      <w:pPr>
+        <w:tabs>
+          <w:tab w:val="num" w:pos="3600"/>
+        </w:tabs>
+        <w:ind w:left="3600" w:hanging="360"/>
+      </w:pPr>
+      <w:rPr>
+        <w:rFonts w:ascii="Wingdings" w:hAnsi="Wingdings" w:hint="default"/>
+        <w:sz w:val="20"/>
+      </w:rPr>
+    </w:lvl>
+    <w:lvl w:ilvl="5" w:tentative="1">
+      <w:start w:val="1"/>
+      <w:numFmt w:val="bullet"/>
+      <w:lvlText w:val=""/>
+      <w:lvlJc w:val="left"/>
+      <w:pPr>
+        <w:tabs>
+          <w:tab w:val="num" w:pos="4320"/>
+        </w:tabs>
+        <w:ind w:left="4320" w:hanging="360"/>
+      </w:pPr>
+      <w:rPr>
+        <w:rFonts w:ascii="Wingdings" w:hAnsi="Wingdings" w:hint="default"/>
+        <w:sz w:val="20"/>
+      </w:rPr>
+    </w:lvl>
+    <w:lvl w:ilvl="6" w:tentative="1">
+      <w:start w:val="1"/>
+      <w:numFmt w:val="bullet"/>
+      <w:lvlText w:val=""/>
+      <w:lvlJc w:val="left"/>
+      <w:pPr>
+        <w:tabs>
+          <w:tab w:val="num" w:pos="5040"/>
+        </w:tabs>
+        <w:ind w:left="5040" w:hanging="360"/>
+      </w:pPr>
+      <w:rPr>
+        <w:rFonts w:ascii="Wingdings" w:hAnsi="Wingdings" w:hint="default"/>
+        <w:sz w:val="20"/>
+      </w:rPr>
+    </w:lvl>
+    <w:lvl w:ilvl="7" w:tentative="1">
+      <w:start w:val="1"/>
+      <w:numFmt w:val="bullet"/>
+      <w:lvlText w:val=""/>
+      <w:lvlJc w:val="left"/>
+      <w:pPr>
+        <w:tabs>
+          <w:tab w:val="num" w:pos="5760"/>
+        </w:tabs>
+        <w:ind w:left="5760" w:hanging="360"/>
+      </w:pPr>
+      <w:rPr>
+        <w:rFonts w:ascii="Wingdings" w:hAnsi="Wingdings" w:hint="default"/>
+        <w:sz w:val="20"/>
+      </w:rPr>
+    </w:lvl>
+    <w:lvl w:ilvl="8" w:tentative="1">
+      <w:start w:val="1"/>
+      <w:numFmt w:val="bullet"/>
+      <w:lvlText w:val=""/>
+      <w:lvlJc w:val="left"/>
+      <w:pPr>
+        <w:tabs>
+          <w:tab w:val="num" w:pos="6480"/>
+        </w:tabs>
+        <w:ind w:left="6480" w:hanging="360"/>
+      </w:pPr>
+      <w:rPr>
+        <w:rFonts w:ascii="Wingdings" w:hAnsi="Wingdings" w:hint="default"/>
+        <w:sz w:val="20"/>
+      </w:rPr>
+    </w:lvl>
+  </w:abstractNum>
+  <w:abstractNum w:abstractNumId="3" w15:restartNumberingAfterBreak="0">
+    <w:nsid w:val="06F20F1E"/>
+    <w:multiLevelType w:val="multilevel"/>
+    <w:tmpl w:val="6A9AF43C"/>
+    <w:lvl w:ilvl="0">
+      <w:start w:val="1"/>
+      <w:numFmt w:val="bullet"/>
+      <w:lvlText w:val=""/>
+      <w:lvlJc w:val="left"/>
+      <w:pPr>
+        <w:tabs>
+          <w:tab w:val="num" w:pos="720"/>
+        </w:tabs>
+        <w:ind w:left="720" w:hanging="360"/>
+      </w:pPr>
+      <w:rPr>
+        <w:rFonts w:ascii="Symbol" w:hAnsi="Symbol" w:hint="default"/>
+        <w:sz w:val="20"/>
+      </w:rPr>
+    </w:lvl>
+    <w:lvl w:ilvl="1" w:tentative="1">
+      <w:start w:val="1"/>
+      <w:numFmt w:val="bullet"/>
+      <w:lvlText w:val="o"/>
+      <w:lvlJc w:val="left"/>
+      <w:pPr>
+        <w:tabs>
+          <w:tab w:val="num" w:pos="1440"/>
+        </w:tabs>
+        <w:ind w:left="1440" w:hanging="360"/>
+      </w:pPr>
+      <w:rPr>
+        <w:rFonts w:ascii="Courier New" w:hAnsi="Courier New" w:hint="default"/>
+        <w:sz w:val="20"/>
+      </w:rPr>
+    </w:lvl>
+    <w:lvl w:ilvl="2" w:tentative="1">
+      <w:start w:val="1"/>
+      <w:numFmt w:val="bullet"/>
+      <w:lvlText w:val=""/>
+      <w:lvlJc w:val="left"/>
+      <w:pPr>
+        <w:tabs>
+          <w:tab w:val="num" w:pos="2160"/>
+        </w:tabs>
+        <w:ind w:left="2160" w:hanging="360"/>
+      </w:pPr>
+      <w:rPr>
+        <w:rFonts w:ascii="Wingdings" w:hAnsi="Wingdings" w:hint="default"/>
+        <w:sz w:val="20"/>
+      </w:rPr>
+    </w:lvl>
+    <w:lvl w:ilvl="3" w:tentative="1">
+      <w:start w:val="1"/>
+      <w:numFmt w:val="bullet"/>
+      <w:lvlText w:val=""/>
+      <w:lvlJc w:val="left"/>
+      <w:pPr>
+        <w:tabs>
+          <w:tab w:val="num" w:pos="2880"/>
+        </w:tabs>
+        <w:ind w:left="2880" w:hanging="360"/>
+      </w:pPr>
+      <w:rPr>
+        <w:rFonts w:ascii="Wingdings" w:hAnsi="Wingdings" w:hint="default"/>
+        <w:sz w:val="20"/>
+      </w:rPr>
+    </w:lvl>
+    <w:lvl w:ilvl="4" w:tentative="1">
+      <w:start w:val="1"/>
+      <w:numFmt w:val="bullet"/>
+      <w:lvlText w:val=""/>
+      <w:lvlJc w:val="left"/>
+      <w:pPr>
+        <w:tabs>
+          <w:tab w:val="num" w:pos="3600"/>
+        </w:tabs>
+        <w:ind w:left="3600" w:hanging="360"/>
+      </w:pPr>
+      <w:rPr>
+        <w:rFonts w:ascii="Wingdings" w:hAnsi="Wingdings" w:hint="default"/>
+        <w:sz w:val="20"/>
+      </w:rPr>
+    </w:lvl>
+    <w:lvl w:ilvl="5" w:tentative="1">
+      <w:start w:val="1"/>
+      <w:numFmt w:val="bullet"/>
+      <w:lvlText w:val=""/>
+      <w:lvlJc w:val="left"/>
+      <w:pPr>
+        <w:tabs>
+          <w:tab w:val="num" w:pos="4320"/>
+        </w:tabs>
+        <w:ind w:left="4320" w:hanging="360"/>
+      </w:pPr>
+      <w:rPr>
+        <w:rFonts w:ascii="Wingdings" w:hAnsi="Wingdings" w:hint="default"/>
+        <w:sz w:val="20"/>
+      </w:rPr>
+    </w:lvl>
+    <w:lvl w:ilvl="6" w:tentative="1">
+      <w:start w:val="1"/>
+      <w:numFmt w:val="bullet"/>
+      <w:lvlText w:val=""/>
+      <w:lvlJc w:val="left"/>
+      <w:pPr>
+        <w:tabs>
+          <w:tab w:val="num" w:pos="5040"/>
+        </w:tabs>
+        <w:ind w:left="5040" w:hanging="360"/>
+      </w:pPr>
+      <w:rPr>
+        <w:rFonts w:ascii="Wingdings" w:hAnsi="Wingdings" w:hint="default"/>
+        <w:sz w:val="20"/>
+      </w:rPr>
+    </w:lvl>
+    <w:lvl w:ilvl="7" w:tentative="1">
+      <w:start w:val="1"/>
+      <w:numFmt w:val="bullet"/>
+      <w:lvlText w:val=""/>
+      <w:lvlJc w:val="left"/>
+      <w:pPr>
+        <w:tabs>
+          <w:tab w:val="num" w:pos="5760"/>
+        </w:tabs>
+        <w:ind w:left="5760" w:hanging="360"/>
+      </w:pPr>
+      <w:rPr>
+        <w:rFonts w:ascii="Wingdings" w:hAnsi="Wingdings" w:hint="default"/>
+        <w:sz w:val="20"/>
+      </w:rPr>
+    </w:lvl>
+    <w:lvl w:ilvl="8" w:tentative="1">
+      <w:start w:val="1"/>
+      <w:numFmt w:val="bullet"/>
+      <w:lvlText w:val=""/>
+      <w:lvlJc w:val="left"/>
+      <w:pPr>
+        <w:tabs>
+          <w:tab w:val="num" w:pos="6480"/>
+        </w:tabs>
+        <w:ind w:left="6480" w:hanging="360"/>
+      </w:pPr>
+      <w:rPr>
+        <w:rFonts w:ascii="Wingdings" w:hAnsi="Wingdings" w:hint="default"/>
+        <w:sz w:val="20"/>
+      </w:rPr>
+    </w:lvl>
+  </w:abstractNum>
+  <w:abstractNum w:abstractNumId="4" w15:restartNumberingAfterBreak="0">
+    <w:nsid w:val="0EBD174A"/>
+    <w:multiLevelType w:val="multilevel"/>
+    <w:tmpl w:val="465EDAB6"/>
+    <w:lvl w:ilvl="0">
+      <w:start w:val="1"/>
+      <w:numFmt w:val="bullet"/>
+      <w:lvlText w:val=""/>
+      <w:lvlJc w:val="left"/>
+      <w:pPr>
+        <w:tabs>
+          <w:tab w:val="num" w:pos="720"/>
+        </w:tabs>
+        <w:ind w:left="720" w:hanging="360"/>
+      </w:pPr>
+      <w:rPr>
+        <w:rFonts w:ascii="Symbol" w:hAnsi="Symbol" w:hint="default"/>
+        <w:sz w:val="20"/>
+      </w:rPr>
+    </w:lvl>
+    <w:lvl w:ilvl="1" w:tentative="1">
+      <w:start w:val="1"/>
+      <w:numFmt w:val="bullet"/>
+      <w:lvlText w:val="o"/>
+      <w:lvlJc w:val="left"/>
+      <w:pPr>
+        <w:tabs>
+          <w:tab w:val="num" w:pos="1440"/>
+        </w:tabs>
+        <w:ind w:left="1440" w:hanging="360"/>
+      </w:pPr>
+      <w:rPr>
+        <w:rFonts w:ascii="Courier New" w:hAnsi="Courier New" w:hint="default"/>
+        <w:sz w:val="20"/>
+      </w:rPr>
+    </w:lvl>
+    <w:lvl w:ilvl="2" w:tentative="1">
+      <w:start w:val="1"/>
+      <w:numFmt w:val="bullet"/>
+      <w:lvlText w:val=""/>
+      <w:lvlJc w:val="left"/>
+      <w:pPr>
+        <w:tabs>
+          <w:tab w:val="num" w:pos="2160"/>
+        </w:tabs>
+        <w:ind w:left="2160" w:hanging="360"/>
+      </w:pPr>
+      <w:rPr>
+        <w:rFonts w:ascii="Wingdings" w:hAnsi="Wingdings" w:hint="default"/>
+        <w:sz w:val="20"/>
+      </w:rPr>
+    </w:lvl>
+    <w:lvl w:ilvl="3" w:tentative="1">
+      <w:start w:val="1"/>
+      <w:numFmt w:val="bullet"/>
+      <w:lvlText w:val=""/>
+      <w:lvlJc w:val="left"/>
+      <w:pPr>
+        <w:tabs>
+          <w:tab w:val="num" w:pos="2880"/>
+        </w:tabs>
+        <w:ind w:left="2880" w:hanging="360"/>
+      </w:pPr>
+      <w:rPr>
+        <w:rFonts w:ascii="Wingdings" w:hAnsi="Wingdings" w:hint="default"/>
+        <w:sz w:val="20"/>
+      </w:rPr>
+    </w:lvl>
+    <w:lvl w:ilvl="4" w:tentative="1">
+      <w:start w:val="1"/>
+      <w:numFmt w:val="bullet"/>
+      <w:lvlText w:val=""/>
+      <w:lvlJc w:val="left"/>
+      <w:pPr>
+        <w:tabs>
+          <w:tab w:val="num" w:pos="3600"/>
+        </w:tabs>
+        <w:ind w:left="3600" w:hanging="360"/>
+      </w:pPr>
+      <w:rPr>
+        <w:rFonts w:ascii="Wingdings" w:hAnsi="Wingdings" w:hint="default"/>
+        <w:sz w:val="20"/>
+      </w:rPr>
+    </w:lvl>
+    <w:lvl w:ilvl="5" w:tentative="1">
+      <w:start w:val="1"/>
+      <w:numFmt w:val="bullet"/>
+      <w:lvlText w:val=""/>
+      <w:lvlJc w:val="left"/>
+      <w:pPr>
+        <w:tabs>
+          <w:tab w:val="num" w:pos="4320"/>
+        </w:tabs>
+        <w:ind w:left="4320" w:hanging="360"/>
+      </w:pPr>
+      <w:rPr>
+        <w:rFonts w:ascii="Wingdings" w:hAnsi="Wingdings" w:hint="default"/>
+        <w:sz w:val="20"/>
+      </w:rPr>
+    </w:lvl>
+    <w:lvl w:ilvl="6" w:tentative="1">
+      <w:start w:val="1"/>
+      <w:numFmt w:val="bullet"/>
+      <w:lvlText w:val=""/>
+      <w:lvlJc w:val="left"/>
+      <w:pPr>
+        <w:tabs>
+          <w:tab w:val="num" w:pos="5040"/>
+        </w:tabs>
+        <w:ind w:left="5040" w:hanging="360"/>
+      </w:pPr>
+      <w:rPr>
+        <w:rFonts w:ascii="Wingdings" w:hAnsi="Wingdings" w:hint="default"/>
+        <w:sz w:val="20"/>
+      </w:rPr>
+    </w:lvl>
+    <w:lvl w:ilvl="7" w:tentative="1">
+      <w:start w:val="1"/>
+      <w:numFmt w:val="bullet"/>
+      <w:lvlText w:val=""/>
+      <w:lvlJc w:val="left"/>
+      <w:pPr>
+        <w:tabs>
+          <w:tab w:val="num" w:pos="5760"/>
+        </w:tabs>
+        <w:ind w:left="5760" w:hanging="360"/>
+      </w:pPr>
+      <w:rPr>
+        <w:rFonts w:ascii="Wingdings" w:hAnsi="Wingdings" w:hint="default"/>
+        <w:sz w:val="20"/>
+      </w:rPr>
+    </w:lvl>
+    <w:lvl w:ilvl="8" w:tentative="1">
+      <w:start w:val="1"/>
+      <w:numFmt w:val="bullet"/>
+      <w:lvlText w:val=""/>
+      <w:lvlJc w:val="left"/>
+      <w:pPr>
+        <w:tabs>
+          <w:tab w:val="num" w:pos="6480"/>
+        </w:tabs>
+        <w:ind w:left="6480" w:hanging="360"/>
+      </w:pPr>
+      <w:rPr>
+        <w:rFonts w:ascii="Wingdings" w:hAnsi="Wingdings" w:hint="default"/>
+        <w:sz w:val="20"/>
+      </w:rPr>
+    </w:lvl>
+  </w:abstractNum>
+  <w:abstractNum w:abstractNumId="5" w15:restartNumberingAfterBreak="0">
     <w:nsid w:val="1F8D0F52"/>
     <w:multiLevelType w:val="multilevel"/>
     <w:tmpl w:val="C440621C"/>
@@ -5135,7 +7286,156 @@
       </w:rPr>
     </w:lvl>
   </w:abstractNum>
-  <w:abstractNum w:abstractNumId="2" w15:restartNumberingAfterBreak="0">
+  <w:abstractNum w:abstractNumId="6" w15:restartNumberingAfterBreak="0">
+    <w:nsid w:val="2070277A"/>
+    <w:multiLevelType w:val="multilevel"/>
+    <w:tmpl w:val="43464CE2"/>
+    <w:lvl w:ilvl="0">
+      <w:start w:val="1"/>
+      <w:numFmt w:val="bullet"/>
+      <w:lvlText w:val=""/>
+      <w:lvlJc w:val="left"/>
+      <w:pPr>
+        <w:tabs>
+          <w:tab w:val="num" w:pos="720"/>
+        </w:tabs>
+        <w:ind w:left="720" w:hanging="360"/>
+      </w:pPr>
+      <w:rPr>
+        <w:rFonts w:ascii="Symbol" w:hAnsi="Symbol" w:hint="default"/>
+        <w:sz w:val="20"/>
+      </w:rPr>
+    </w:lvl>
+    <w:lvl w:ilvl="1" w:tentative="1">
+      <w:start w:val="1"/>
+      <w:numFmt w:val="bullet"/>
+      <w:lvlText w:val="o"/>
+      <w:lvlJc w:val="left"/>
+      <w:pPr>
+        <w:tabs>
+          <w:tab w:val="num" w:pos="1440"/>
+        </w:tabs>
+        <w:ind w:left="1440" w:hanging="360"/>
+      </w:pPr>
+      <w:rPr>
+        <w:rFonts w:ascii="Courier New" w:hAnsi="Courier New" w:hint="default"/>
+        <w:sz w:val="20"/>
+      </w:rPr>
+    </w:lvl>
+    <w:lvl w:ilvl="2" w:tentative="1">
+      <w:start w:val="1"/>
+      <w:numFmt w:val="bullet"/>
+      <w:lvlText w:val=""/>
+      <w:lvlJc w:val="left"/>
+      <w:pPr>
+        <w:tabs>
+          <w:tab w:val="num" w:pos="2160"/>
+        </w:tabs>
+        <w:ind w:left="2160" w:hanging="360"/>
+      </w:pPr>
+      <w:rPr>
+        <w:rFonts w:ascii="Wingdings" w:hAnsi="Wingdings" w:hint="default"/>
+        <w:sz w:val="20"/>
+      </w:rPr>
+    </w:lvl>
+    <w:lvl w:ilvl="3" w:tentative="1">
+      <w:start w:val="1"/>
+      <w:numFmt w:val="bullet"/>
+      <w:lvlText w:val=""/>
+      <w:lvlJc w:val="left"/>
+      <w:pPr>
+        <w:tabs>
+          <w:tab w:val="num" w:pos="2880"/>
+        </w:tabs>
+        <w:ind w:left="2880" w:hanging="360"/>
+      </w:pPr>
+      <w:rPr>
+        <w:rFonts w:ascii="Wingdings" w:hAnsi="Wingdings" w:hint="default"/>
+        <w:sz w:val="20"/>
+      </w:rPr>
+    </w:lvl>
+    <w:lvl w:ilvl="4" w:tentative="1">
+      <w:start w:val="1"/>
+      <w:numFmt w:val="bullet"/>
+      <w:lvlText w:val=""/>
+      <w:lvlJc w:val="left"/>
+      <w:pPr>
+        <w:tabs>
+          <w:tab w:val="num" w:pos="3600"/>
+        </w:tabs>
+        <w:ind w:left="3600" w:hanging="360"/>
+      </w:pPr>
+      <w:rPr>
+        <w:rFonts w:ascii="Wingdings" w:hAnsi="Wingdings" w:hint="default"/>
+        <w:sz w:val="20"/>
+      </w:rPr>
+    </w:lvl>
+    <w:lvl w:ilvl="5" w:tentative="1">
+      <w:start w:val="1"/>
+      <w:numFmt w:val="bullet"/>
+      <w:lvlText w:val=""/>
+      <w:lvlJc w:val="left"/>
+      <w:pPr>
+        <w:tabs>
+          <w:tab w:val="num" w:pos="4320"/>
+        </w:tabs>
+        <w:ind w:left="4320" w:hanging="360"/>
+      </w:pPr>
+      <w:rPr>
+        <w:rFonts w:ascii="Wingdings" w:hAnsi="Wingdings" w:hint="default"/>
+        <w:sz w:val="20"/>
+      </w:rPr>
+    </w:lvl>
+    <w:lvl w:ilvl="6" w:tentative="1">
+      <w:start w:val="1"/>
+      <w:numFmt w:val="bullet"/>
+      <w:lvlText w:val=""/>
+      <w:lvlJc w:val="left"/>
+      <w:pPr>
+        <w:tabs>
+          <w:tab w:val="num" w:pos="5040"/>
+        </w:tabs>
+        <w:ind w:left="5040" w:hanging="360"/>
+      </w:pPr>
+      <w:rPr>
+        <w:rFonts w:ascii="Wingdings" w:hAnsi="Wingdings" w:hint="default"/>
+        <w:sz w:val="20"/>
+      </w:rPr>
+    </w:lvl>
+    <w:lvl w:ilvl="7" w:tentative="1">
+      <w:start w:val="1"/>
+      <w:numFmt w:val="bullet"/>
+      <w:lvlText w:val=""/>
+      <w:lvlJc w:val="left"/>
+      <w:pPr>
+        <w:tabs>
+          <w:tab w:val="num" w:pos="5760"/>
+        </w:tabs>
+        <w:ind w:left="5760" w:hanging="360"/>
+      </w:pPr>
+      <w:rPr>
+        <w:rFonts w:ascii="Wingdings" w:hAnsi="Wingdings" w:hint="default"/>
+        <w:sz w:val="20"/>
+      </w:rPr>
+    </w:lvl>
+    <w:lvl w:ilvl="8" w:tentative="1">
+      <w:start w:val="1"/>
+      <w:numFmt w:val="bullet"/>
+      <w:lvlText w:val=""/>
+      <w:lvlJc w:val="left"/>
+      <w:pPr>
+        <w:tabs>
+          <w:tab w:val="num" w:pos="6480"/>
+        </w:tabs>
+        <w:ind w:left="6480" w:hanging="360"/>
+      </w:pPr>
+      <w:rPr>
+        <w:rFonts w:ascii="Wingdings" w:hAnsi="Wingdings" w:hint="default"/>
+        <w:sz w:val="20"/>
+      </w:rPr>
+    </w:lvl>
+  </w:abstractNum>
+  <w:abstractNum w:abstractNumId="7" w15:restartNumberingAfterBreak="0">
     <w:nsid w:val="23A100F1"/>
     <w:multiLevelType w:val="multilevel"/>
     <w:tmpl w:val="873A5B78"/>
@@ -5284,7 +7584,7 @@
       </w:rPr>
     </w:lvl>
   </w:abstractNum>
-  <w:abstractNum w:abstractNumId="3" w15:restartNumberingAfterBreak="0">
+  <w:abstractNum w:abstractNumId="8" w15:restartNumberingAfterBreak="0">
     <w:nsid w:val="31525272"/>
     <w:multiLevelType w:val="multilevel"/>
     <w:tmpl w:val="390C0028"/>
@@ -5433,7 +7733,454 @@
       </w:rPr>
     </w:lvl>
   </w:abstractNum>
-  <w:abstractNum w:abstractNumId="4" w15:restartNumberingAfterBreak="0">
+  <w:abstractNum w:abstractNumId="9" w15:restartNumberingAfterBreak="0">
+    <w:nsid w:val="3A982475"/>
+    <w:multiLevelType w:val="multilevel"/>
+    <w:tmpl w:val="8FF4F662"/>
+    <w:lvl w:ilvl="0">
+      <w:start w:val="1"/>
+      <w:numFmt w:val="bullet"/>
+      <w:lvlText w:val=""/>
+      <w:lvlJc w:val="left"/>
+      <w:pPr>
+        <w:tabs>
+          <w:tab w:val="num" w:pos="720"/>
+        </w:tabs>
+        <w:ind w:left="720" w:hanging="360"/>
+      </w:pPr>
+      <w:rPr>
+        <w:rFonts w:ascii="Symbol" w:hAnsi="Symbol" w:hint="default"/>
+        <w:sz w:val="20"/>
+      </w:rPr>
+    </w:lvl>
+    <w:lvl w:ilvl="1" w:tentative="1">
+      <w:start w:val="1"/>
+      <w:numFmt w:val="bullet"/>
+      <w:lvlText w:val="o"/>
+      <w:lvlJc w:val="left"/>
+      <w:pPr>
+        <w:tabs>
+          <w:tab w:val="num" w:pos="1440"/>
+        </w:tabs>
+        <w:ind w:left="1440" w:hanging="360"/>
+      </w:pPr>
+      <w:rPr>
+        <w:rFonts w:ascii="Courier New" w:hAnsi="Courier New" w:hint="default"/>
+        <w:sz w:val="20"/>
+      </w:rPr>
+    </w:lvl>
+    <w:lvl w:ilvl="2" w:tentative="1">
+      <w:start w:val="1"/>
+      <w:numFmt w:val="bullet"/>
+      <w:lvlText w:val=""/>
+      <w:lvlJc w:val="left"/>
+      <w:pPr>
+        <w:tabs>
+          <w:tab w:val="num" w:pos="2160"/>
+        </w:tabs>
+        <w:ind w:left="2160" w:hanging="360"/>
+      </w:pPr>
+      <w:rPr>
+        <w:rFonts w:ascii="Wingdings" w:hAnsi="Wingdings" w:hint="default"/>
+        <w:sz w:val="20"/>
+      </w:rPr>
+    </w:lvl>
+    <w:lvl w:ilvl="3" w:tentative="1">
+      <w:start w:val="1"/>
+      <w:numFmt w:val="bullet"/>
+      <w:lvlText w:val=""/>
+      <w:lvlJc w:val="left"/>
+      <w:pPr>
+        <w:tabs>
+          <w:tab w:val="num" w:pos="2880"/>
+        </w:tabs>
+        <w:ind w:left="2880" w:hanging="360"/>
+      </w:pPr>
+      <w:rPr>
+        <w:rFonts w:ascii="Wingdings" w:hAnsi="Wingdings" w:hint="default"/>
+        <w:sz w:val="20"/>
+      </w:rPr>
+    </w:lvl>
+    <w:lvl w:ilvl="4" w:tentative="1">
+      <w:start w:val="1"/>
+      <w:numFmt w:val="bullet"/>
+      <w:lvlText w:val=""/>
+      <w:lvlJc w:val="left"/>
+      <w:pPr>
+        <w:tabs>
+          <w:tab w:val="num" w:pos="3600"/>
+        </w:tabs>
+        <w:ind w:left="3600" w:hanging="360"/>
+      </w:pPr>
+      <w:rPr>
+        <w:rFonts w:ascii="Wingdings" w:hAnsi="Wingdings" w:hint="default"/>
+        <w:sz w:val="20"/>
+      </w:rPr>
+    </w:lvl>
+    <w:lvl w:ilvl="5" w:tentative="1">
+      <w:start w:val="1"/>
+      <w:numFmt w:val="bullet"/>
+      <w:lvlText w:val=""/>
+      <w:lvlJc w:val="left"/>
+      <w:pPr>
+        <w:tabs>
+          <w:tab w:val="num" w:pos="4320"/>
+        </w:tabs>
+        <w:ind w:left="4320" w:hanging="360"/>
+      </w:pPr>
+      <w:rPr>
+        <w:rFonts w:ascii="Wingdings" w:hAnsi="Wingdings" w:hint="default"/>
+        <w:sz w:val="20"/>
+      </w:rPr>
+    </w:lvl>
+    <w:lvl w:ilvl="6" w:tentative="1">
+      <w:start w:val="1"/>
+      <w:numFmt w:val="bullet"/>
+      <w:lvlText w:val=""/>
+      <w:lvlJc w:val="left"/>
+      <w:pPr>
+        <w:tabs>
+          <w:tab w:val="num" w:pos="5040"/>
+        </w:tabs>
+        <w:ind w:left="5040" w:hanging="360"/>
+      </w:pPr>
+      <w:rPr>
+        <w:rFonts w:ascii="Wingdings" w:hAnsi="Wingdings" w:hint="default"/>
+        <w:sz w:val="20"/>
+      </w:rPr>
+    </w:lvl>
+    <w:lvl w:ilvl="7" w:tentative="1">
+      <w:start w:val="1"/>
+      <w:numFmt w:val="bullet"/>
+      <w:lvlText w:val=""/>
+      <w:lvlJc w:val="left"/>
+      <w:pPr>
+        <w:tabs>
+          <w:tab w:val="num" w:pos="5760"/>
+        </w:tabs>
+        <w:ind w:left="5760" w:hanging="360"/>
+      </w:pPr>
+      <w:rPr>
+        <w:rFonts w:ascii="Wingdings" w:hAnsi="Wingdings" w:hint="default"/>
+        <w:sz w:val="20"/>
+      </w:rPr>
+    </w:lvl>
+    <w:lvl w:ilvl="8" w:tentative="1">
+      <w:start w:val="1"/>
+      <w:numFmt w:val="bullet"/>
+      <w:lvlText w:val=""/>
+      <w:lvlJc w:val="left"/>
+      <w:pPr>
+        <w:tabs>
+          <w:tab w:val="num" w:pos="6480"/>
+        </w:tabs>
+        <w:ind w:left="6480" w:hanging="360"/>
+      </w:pPr>
+      <w:rPr>
+        <w:rFonts w:ascii="Wingdings" w:hAnsi="Wingdings" w:hint="default"/>
+        <w:sz w:val="20"/>
+      </w:rPr>
+    </w:lvl>
+  </w:abstractNum>
+  <w:abstractNum w:abstractNumId="10" w15:restartNumberingAfterBreak="0">
+    <w:nsid w:val="491A3D18"/>
+    <w:multiLevelType w:val="multilevel"/>
+    <w:tmpl w:val="17C4FBF2"/>
+    <w:lvl w:ilvl="0">
+      <w:start w:val="1"/>
+      <w:numFmt w:val="bullet"/>
+      <w:lvlText w:val=""/>
+      <w:lvlJc w:val="left"/>
+      <w:pPr>
+        <w:tabs>
+          <w:tab w:val="num" w:pos="720"/>
+        </w:tabs>
+        <w:ind w:left="720" w:hanging="360"/>
+      </w:pPr>
+      <w:rPr>
+        <w:rFonts w:ascii="Symbol" w:hAnsi="Symbol" w:hint="default"/>
+        <w:sz w:val="20"/>
+      </w:rPr>
+    </w:lvl>
+    <w:lvl w:ilvl="1">
+      <w:start w:val="1"/>
+      <w:numFmt w:val="bullet"/>
+      <w:lvlText w:val="o"/>
+      <w:lvlJc w:val="left"/>
+      <w:pPr>
+        <w:tabs>
+          <w:tab w:val="num" w:pos="1440"/>
+        </w:tabs>
+        <w:ind w:left="1440" w:hanging="360"/>
+      </w:pPr>
+      <w:rPr>
+        <w:rFonts w:ascii="Courier New" w:hAnsi="Courier New" w:hint="default"/>
+        <w:sz w:val="20"/>
+      </w:rPr>
+    </w:lvl>
+    <w:lvl w:ilvl="2" w:tentative="1">
+      <w:start w:val="1"/>
+      <w:numFmt w:val="bullet"/>
+      <w:lvlText w:val=""/>
+      <w:lvlJc w:val="left"/>
+      <w:pPr>
+        <w:tabs>
+          <w:tab w:val="num" w:pos="2160"/>
+        </w:tabs>
+        <w:ind w:left="2160" w:hanging="360"/>
+      </w:pPr>
+      <w:rPr>
+        <w:rFonts w:ascii="Wingdings" w:hAnsi="Wingdings" w:hint="default"/>
+        <w:sz w:val="20"/>
+      </w:rPr>
+    </w:lvl>
+    <w:lvl w:ilvl="3" w:tentative="1">
+      <w:start w:val="1"/>
+      <w:numFmt w:val="bullet"/>
+      <w:lvlText w:val=""/>
+      <w:lvlJc w:val="left"/>
+      <w:pPr>
+        <w:tabs>
+          <w:tab w:val="num" w:pos="2880"/>
+        </w:tabs>
+        <w:ind w:left="2880" w:hanging="360"/>
+      </w:pPr>
+      <w:rPr>
+        <w:rFonts w:ascii="Wingdings" w:hAnsi="Wingdings" w:hint="default"/>
+        <w:sz w:val="20"/>
+      </w:rPr>
+    </w:lvl>
+    <w:lvl w:ilvl="4" w:tentative="1">
+      <w:start w:val="1"/>
+      <w:numFmt w:val="bullet"/>
+      <w:lvlText w:val=""/>
+      <w:lvlJc w:val="left"/>
+      <w:pPr>
+        <w:tabs>
+          <w:tab w:val="num" w:pos="3600"/>
+        </w:tabs>
+        <w:ind w:left="3600" w:hanging="360"/>
+      </w:pPr>
+      <w:rPr>
+        <w:rFonts w:ascii="Wingdings" w:hAnsi="Wingdings" w:hint="default"/>
+        <w:sz w:val="20"/>
+      </w:rPr>
+    </w:lvl>
+    <w:lvl w:ilvl="5" w:tentative="1">
+      <w:start w:val="1"/>
+      <w:numFmt w:val="bullet"/>
+      <w:lvlText w:val=""/>
+      <w:lvlJc w:val="left"/>
+      <w:pPr>
+        <w:tabs>
+          <w:tab w:val="num" w:pos="4320"/>
+        </w:tabs>
+        <w:ind w:left="4320" w:hanging="360"/>
+      </w:pPr>
+      <w:rPr>
+        <w:rFonts w:ascii="Wingdings" w:hAnsi="Wingdings" w:hint="default"/>
+        <w:sz w:val="20"/>
+      </w:rPr>
+    </w:lvl>
+    <w:lvl w:ilvl="6" w:tentative="1">
+      <w:start w:val="1"/>
+      <w:numFmt w:val="bullet"/>
+      <w:lvlText w:val=""/>
+      <w:lvlJc w:val="left"/>
+      <w:pPr>
+        <w:tabs>
+          <w:tab w:val="num" w:pos="5040"/>
+        </w:tabs>
+        <w:ind w:left="5040" w:hanging="360"/>
+      </w:pPr>
+      <w:rPr>
+        <w:rFonts w:ascii="Wingdings" w:hAnsi="Wingdings" w:hint="default"/>
+        <w:sz w:val="20"/>
+      </w:rPr>
+    </w:lvl>
+    <w:lvl w:ilvl="7" w:tentative="1">
+      <w:start w:val="1"/>
+      <w:numFmt w:val="bullet"/>
+      <w:lvlText w:val=""/>
+      <w:lvlJc w:val="left"/>
+      <w:pPr>
+        <w:tabs>
+          <w:tab w:val="num" w:pos="5760"/>
+        </w:tabs>
+        <w:ind w:left="5760" w:hanging="360"/>
+      </w:pPr>
+      <w:rPr>
+        <w:rFonts w:ascii="Wingdings" w:hAnsi="Wingdings" w:hint="default"/>
+        <w:sz w:val="20"/>
+      </w:rPr>
+    </w:lvl>
+    <w:lvl w:ilvl="8" w:tentative="1">
+      <w:start w:val="1"/>
+      <w:numFmt w:val="bullet"/>
+      <w:lvlText w:val=""/>
+      <w:lvlJc w:val="left"/>
+      <w:pPr>
+        <w:tabs>
+          <w:tab w:val="num" w:pos="6480"/>
+        </w:tabs>
+        <w:ind w:left="6480" w:hanging="360"/>
+      </w:pPr>
+      <w:rPr>
+        <w:rFonts w:ascii="Wingdings" w:hAnsi="Wingdings" w:hint="default"/>
+        <w:sz w:val="20"/>
+      </w:rPr>
+    </w:lvl>
+  </w:abstractNum>
+  <w:abstractNum w:abstractNumId="11" w15:restartNumberingAfterBreak="0">
+    <w:nsid w:val="50A87110"/>
+    <w:multiLevelType w:val="multilevel"/>
+    <w:tmpl w:val="949ED99C"/>
+    <w:lvl w:ilvl="0">
+      <w:start w:val="1"/>
+      <w:numFmt w:val="bullet"/>
+      <w:lvlText w:val=""/>
+      <w:lvlJc w:val="left"/>
+      <w:pPr>
+        <w:tabs>
+          <w:tab w:val="num" w:pos="720"/>
+        </w:tabs>
+        <w:ind w:left="720" w:hanging="360"/>
+      </w:pPr>
+      <w:rPr>
+        <w:rFonts w:ascii="Symbol" w:hAnsi="Symbol" w:hint="default"/>
+        <w:sz w:val="20"/>
+      </w:rPr>
+    </w:lvl>
+    <w:lvl w:ilvl="1">
+      <w:start w:val="1"/>
+      <w:numFmt w:val="bullet"/>
+      <w:lvlText w:val="o"/>
+      <w:lvlJc w:val="left"/>
+      <w:pPr>
+        <w:tabs>
+          <w:tab w:val="num" w:pos="1440"/>
+        </w:tabs>
+        <w:ind w:left="1440" w:hanging="360"/>
+      </w:pPr>
+      <w:rPr>
+        <w:rFonts w:ascii="Courier New" w:hAnsi="Courier New" w:hint="default"/>
+        <w:sz w:val="20"/>
+      </w:rPr>
+    </w:lvl>
+    <w:lvl w:ilvl="2" w:tentative="1">
+      <w:start w:val="1"/>
+      <w:numFmt w:val="bullet"/>
+      <w:lvlText w:val=""/>
+      <w:lvlJc w:val="left"/>
+      <w:pPr>
+        <w:tabs>
+          <w:tab w:val="num" w:pos="2160"/>
+        </w:tabs>
+        <w:ind w:left="2160" w:hanging="360"/>
+      </w:pPr>
+      <w:rPr>
+        <w:rFonts w:ascii="Wingdings" w:hAnsi="Wingdings" w:hint="default"/>
+        <w:sz w:val="20"/>
+      </w:rPr>
+    </w:lvl>
+    <w:lvl w:ilvl="3" w:tentative="1">
+      <w:start w:val="1"/>
+      <w:numFmt w:val="bullet"/>
+      <w:lvlText w:val=""/>
+      <w:lvlJc w:val="left"/>
+      <w:pPr>
+        <w:tabs>
+          <w:tab w:val="num" w:pos="2880"/>
+        </w:tabs>
+        <w:ind w:left="2880" w:hanging="360"/>
+      </w:pPr>
+      <w:rPr>
+        <w:rFonts w:ascii="Wingdings" w:hAnsi="Wingdings" w:hint="default"/>
+        <w:sz w:val="20"/>
+      </w:rPr>
+    </w:lvl>
+    <w:lvl w:ilvl="4" w:tentative="1">
+      <w:start w:val="1"/>
+      <w:numFmt w:val="bullet"/>
+      <w:lvlText w:val=""/>
+      <w:lvlJc w:val="left"/>
+      <w:pPr>
+        <w:tabs>
+          <w:tab w:val="num" w:pos="3600"/>
+        </w:tabs>
+        <w:ind w:left="3600" w:hanging="360"/>
+      </w:pPr>
+      <w:rPr>
+        <w:rFonts w:ascii="Wingdings" w:hAnsi="Wingdings" w:hint="default"/>
+        <w:sz w:val="20"/>
+      </w:rPr>
+    </w:lvl>
+    <w:lvl w:ilvl="5" w:tentative="1">
+      <w:start w:val="1"/>
+      <w:numFmt w:val="bullet"/>
+      <w:lvlText w:val=""/>
+      <w:lvlJc w:val="left"/>
+      <w:pPr>
+        <w:tabs>
+          <w:tab w:val="num" w:pos="4320"/>
+        </w:tabs>
+        <w:ind w:left="4320" w:hanging="360"/>
+      </w:pPr>
+      <w:rPr>
+        <w:rFonts w:ascii="Wingdings" w:hAnsi="Wingdings" w:hint="default"/>
+        <w:sz w:val="20"/>
+      </w:rPr>
+    </w:lvl>
+    <w:lvl w:ilvl="6" w:tentative="1">
+      <w:start w:val="1"/>
+      <w:numFmt w:val="bullet"/>
+      <w:lvlText w:val=""/>
+      <w:lvlJc w:val="left"/>
+      <w:pPr>
+        <w:tabs>
+          <w:tab w:val="num" w:pos="5040"/>
+        </w:tabs>
+        <w:ind w:left="5040" w:hanging="360"/>
+      </w:pPr>
+      <w:rPr>
+        <w:rFonts w:ascii="Wingdings" w:hAnsi="Wingdings" w:hint="default"/>
+        <w:sz w:val="20"/>
+      </w:rPr>
+    </w:lvl>
+    <w:lvl w:ilvl="7" w:tentative="1">
+      <w:start w:val="1"/>
+      <w:numFmt w:val="bullet"/>
+      <w:lvlText w:val=""/>
+      <w:lvlJc w:val="left"/>
+      <w:pPr>
+        <w:tabs>
+          <w:tab w:val="num" w:pos="5760"/>
+        </w:tabs>
+        <w:ind w:left="5760" w:hanging="360"/>
+      </w:pPr>
+      <w:rPr>
+        <w:rFonts w:ascii="Wingdings" w:hAnsi="Wingdings" w:hint="default"/>
+        <w:sz w:val="20"/>
+      </w:rPr>
+    </w:lvl>
+    <w:lvl w:ilvl="8" w:tentative="1">
+      <w:start w:val="1"/>
+      <w:numFmt w:val="bullet"/>
+      <w:lvlText w:val=""/>
+      <w:lvlJc w:val="left"/>
+      <w:pPr>
+        <w:tabs>
+          <w:tab w:val="num" w:pos="6480"/>
+        </w:tabs>
+        <w:ind w:left="6480" w:hanging="360"/>
+      </w:pPr>
+      <w:rPr>
+        <w:rFonts w:ascii="Wingdings" w:hAnsi="Wingdings" w:hint="default"/>
+        <w:sz w:val="20"/>
+      </w:rPr>
+    </w:lvl>
+  </w:abstractNum>
+  <w:abstractNum w:abstractNumId="12" w15:restartNumberingAfterBreak="0">
     <w:nsid w:val="6AF16D4A"/>
     <w:multiLevelType w:val="hybridMultilevel"/>
     <w:tmpl w:val="170C928A"/>
@@ -5546,7 +8293,7 @@
       </w:rPr>
     </w:lvl>
   </w:abstractNum>
-  <w:abstractNum w:abstractNumId="5" w15:restartNumberingAfterBreak="0">
+  <w:abstractNum w:abstractNumId="13" w15:restartNumberingAfterBreak="0">
     <w:nsid w:val="74B0539B"/>
     <w:multiLevelType w:val="multilevel"/>
     <w:tmpl w:val="48D0EBD6"/>
@@ -5667,19 +8414,43 @@
     <w:abstractNumId w:val="0"/>
   </w:num>
   <w:num w:numId="2" w16cid:durableId="1511336736">
+    <w:abstractNumId w:val="12"/>
+  </w:num>
+  <w:num w:numId="3" w16cid:durableId="672607912">
+    <w:abstractNumId w:val="5"/>
+  </w:num>
+  <w:num w:numId="4" w16cid:durableId="698511024">
+    <w:abstractNumId w:val="8"/>
+  </w:num>
+  <w:num w:numId="5" w16cid:durableId="1371762603">
+    <w:abstractNumId w:val="7"/>
+  </w:num>
+  <w:num w:numId="6" w16cid:durableId="2043357203">
+    <w:abstractNumId w:val="13"/>
+  </w:num>
+  <w:num w:numId="7" w16cid:durableId="346948005">
+    <w:abstractNumId w:val="1"/>
+  </w:num>
+  <w:num w:numId="8" w16cid:durableId="1478105580">
+    <w:abstractNumId w:val="9"/>
+  </w:num>
+  <w:num w:numId="9" w16cid:durableId="1726679395">
+    <w:abstractNumId w:val="6"/>
+  </w:num>
+  <w:num w:numId="10" w16cid:durableId="1907719429">
+    <w:abstractNumId w:val="11"/>
+  </w:num>
+  <w:num w:numId="11" w16cid:durableId="432626839">
     <w:abstractNumId w:val="4"/>
   </w:num>
-  <w:num w:numId="3" w16cid:durableId="672607912">
-    <w:abstractNumId w:val="1"/>
+  <w:num w:numId="12" w16cid:durableId="233322219">
+    <w:abstractNumId w:val="10"/>
   </w:num>
-  <w:num w:numId="4" w16cid:durableId="698511024">
+  <w:num w:numId="13" w16cid:durableId="662470187">
     <w:abstractNumId w:val="3"/>
   </w:num>
-  <w:num w:numId="5" w16cid:durableId="1371762603">
+  <w:num w:numId="14" w16cid:durableId="1239437706">
     <w:abstractNumId w:val="2"/>
-  </w:num>
-  <w:num w:numId="6" w16cid:durableId="2043357203">
-    <w:abstractNumId w:val="5"/>
   </w:num>
   <w:numIdMacAtCleanup w:val="2"/>
 </w:numbering>
@@ -6154,6 +8925,7 @@
   <w:style w:type="character" w:default="1" w:styleId="DefaultParagraphFont">
     <w:name w:val="Default Paragraph Font"/>
     <w:uiPriority w:val="1"/>
+    <w:semiHidden/>
     <w:unhideWhenUsed/>
   </w:style>
   <w:style w:type="table" w:default="1" w:styleId="TableNormal">
